--- a/deliverables/TMHCC_Media_Coverage_Comparison_FULL.docx
+++ b/deliverables/TMHCC_Media_Coverage_Comparison_FULL.docx
@@ -441,11 +441,9 @@
     </w:p>
     <w:tbl>
       <w:tblPr>
-        <w:tblW w:type="auto" w:w="0"/>
+        <w:tblW w:type="pct" w:w="5000"/>
         <w:tblLayout w:type="fixed"/>
         <w:tblLook w:firstColumn="1" w:firstRow="1" w:lastColumn="0" w:lastRow="0" w:noHBand="0" w:noVBand="1" w:val="04A0"/>
-        <w:tblW w:type="pct" w:w="5000"/>
-        <w:tblLayout w:type="fixed"/>
       </w:tblPr>
       <w:tblGrid>
         <w:gridCol w:w="15138"/>
@@ -548,8 +546,8 @@
     </w:p>
     <w:tbl>
       <w:tblPr>
+        <w:tblW w:type="dxa" w:w="14742"/>
         <w:jc w:val="center"/>
-        <w:tblLook w:firstColumn="1" w:firstRow="1" w:lastColumn="0" w:lastRow="0" w:noHBand="0" w:noVBand="1" w:val="04A0"/>
         <w:tblBorders>
           <w:top w:val="single" w:sz="4" w:space="0" w:color="D6DCE0"/>
           <w:left w:val="single" w:sz="4" w:space="0" w:color="D6DCE0"/>
@@ -558,8 +556,8 @@
           <w:insideH w:val="single" w:sz="4" w:space="0" w:color="D6DCE0"/>
           <w:insideV w:val="single" w:sz="4" w:space="0" w:color="D6DCE0"/>
         </w:tblBorders>
-        <w:tblW w:type="dxa" w:w="14742"/>
         <w:tblLayout w:type="fixed"/>
+        <w:tblLook w:firstColumn="1" w:firstRow="1" w:lastColumn="0" w:lastRow="0" w:noHBand="0" w:noVBand="1" w:val="04A0"/>
       </w:tblPr>
       <w:tblGrid>
         <w:gridCol w:w="2041"/>
@@ -1354,11 +1352,9 @@
     </w:p>
     <w:tbl>
       <w:tblPr>
-        <w:tblW w:type="auto" w:w="0"/>
+        <w:tblW w:type="pct" w:w="5000"/>
         <w:tblLayout w:type="fixed"/>
         <w:tblLook w:firstColumn="1" w:firstRow="1" w:lastColumn="0" w:lastRow="0" w:noHBand="0" w:noVBand="1" w:val="04A0"/>
-        <w:tblW w:type="pct" w:w="5000"/>
-        <w:tblLayout w:type="fixed"/>
       </w:tblPr>
       <w:tblGrid>
         <w:gridCol w:w="15138"/>
@@ -1575,8 +1571,8 @@
     </w:p>
     <w:tbl>
       <w:tblPr>
+        <w:tblW w:type="dxa" w:w="14742"/>
         <w:jc w:val="center"/>
-        <w:tblLook w:firstColumn="1" w:firstRow="1" w:lastColumn="0" w:lastRow="0" w:noHBand="0" w:noVBand="1" w:val="04A0"/>
         <w:tblBorders>
           <w:top w:val="single" w:sz="4" w:space="0" w:color="D6DCE0"/>
           <w:left w:val="single" w:sz="4" w:space="0" w:color="D6DCE0"/>
@@ -1585,8 +1581,8 @@
           <w:insideH w:val="single" w:sz="4" w:space="0" w:color="D6DCE0"/>
           <w:insideV w:val="single" w:sz="4" w:space="0" w:color="D6DCE0"/>
         </w:tblBorders>
-        <w:tblW w:type="dxa" w:w="14742"/>
         <w:tblLayout w:type="fixed"/>
+        <w:tblLook w:firstColumn="1" w:firstRow="1" w:lastColumn="0" w:lastRow="0" w:noHBand="0" w:noVBand="1" w:val="04A0"/>
       </w:tblPr>
       <w:tblGrid>
         <w:gridCol w:w="3062"/>
@@ -5076,8 +5072,8 @@
     </w:p>
     <w:tbl>
       <w:tblPr>
+        <w:tblW w:type="dxa" w:w="14742"/>
         <w:jc w:val="center"/>
-        <w:tblLook w:firstColumn="1" w:firstRow="1" w:lastColumn="0" w:lastRow="0" w:noHBand="0" w:noVBand="1" w:val="04A0"/>
         <w:tblBorders>
           <w:top w:val="single" w:sz="4" w:space="0" w:color="D6DCE0"/>
           <w:left w:val="single" w:sz="4" w:space="0" w:color="D6DCE0"/>
@@ -5086,8 +5082,8 @@
           <w:insideH w:val="single" w:sz="4" w:space="0" w:color="D6DCE0"/>
           <w:insideV w:val="single" w:sz="4" w:space="0" w:color="D6DCE0"/>
         </w:tblBorders>
-        <w:tblW w:type="dxa" w:w="14742"/>
         <w:tblLayout w:type="fixed"/>
+        <w:tblLook w:firstColumn="1" w:firstRow="1" w:lastColumn="0" w:lastRow="0" w:noHBand="0" w:noVBand="1" w:val="04A0"/>
       </w:tblPr>
       <w:tblGrid>
         <w:gridCol w:w="3175"/>
@@ -10613,11 +10609,9 @@
     </w:p>
     <w:tbl>
       <w:tblPr>
-        <w:tblW w:type="auto" w:w="0"/>
+        <w:tblW w:type="pct" w:w="5000"/>
         <w:tblLayout w:type="fixed"/>
         <w:tblLook w:firstColumn="1" w:firstRow="1" w:lastColumn="0" w:lastRow="0" w:noHBand="0" w:noVBand="1" w:val="04A0"/>
-        <w:tblW w:type="pct" w:w="5000"/>
-        <w:tblLayout w:type="fixed"/>
       </w:tblPr>
       <w:tblGrid>
         <w:gridCol w:w="15138"/>
@@ -10719,8 +10713,8 @@
     </w:p>
     <w:tbl>
       <w:tblPr>
+        <w:tblW w:type="dxa" w:w="14742"/>
         <w:jc w:val="center"/>
-        <w:tblLook w:firstColumn="1" w:firstRow="1" w:lastColumn="0" w:lastRow="0" w:noHBand="0" w:noVBand="1" w:val="04A0"/>
         <w:tblBorders>
           <w:top w:val="single" w:sz="4" w:space="0" w:color="D6DCE0"/>
           <w:left w:val="single" w:sz="4" w:space="0" w:color="D6DCE0"/>
@@ -10729,8 +10723,8 @@
           <w:insideH w:val="single" w:sz="4" w:space="0" w:color="D6DCE0"/>
           <w:insideV w:val="single" w:sz="4" w:space="0" w:color="D6DCE0"/>
         </w:tblBorders>
-        <w:tblW w:type="dxa" w:w="14742"/>
         <w:tblLayout w:type="fixed"/>
+        <w:tblLook w:firstColumn="1" w:firstRow="1" w:lastColumn="0" w:lastRow="0" w:noHBand="0" w:noVBand="1" w:val="04A0"/>
       </w:tblPr>
       <w:tblGrid>
         <w:gridCol w:w="3969"/>
@@ -11150,8 +11144,8 @@
     </w:p>
     <w:tbl>
       <w:tblPr>
+        <w:tblW w:type="dxa" w:w="14742"/>
         <w:jc w:val="center"/>
-        <w:tblLook w:firstColumn="1" w:firstRow="1" w:lastColumn="0" w:lastRow="0" w:noHBand="0" w:noVBand="1" w:val="04A0"/>
         <w:tblBorders>
           <w:top w:val="single" w:sz="4" w:space="0" w:color="D6DCE0"/>
           <w:left w:val="single" w:sz="4" w:space="0" w:color="D6DCE0"/>
@@ -11160,8 +11154,8 @@
           <w:insideH w:val="single" w:sz="4" w:space="0" w:color="D6DCE0"/>
           <w:insideV w:val="single" w:sz="4" w:space="0" w:color="D6DCE0"/>
         </w:tblBorders>
-        <w:tblW w:type="dxa" w:w="14742"/>
         <w:tblLayout w:type="fixed"/>
+        <w:tblLook w:firstColumn="1" w:firstRow="1" w:lastColumn="0" w:lastRow="0" w:noHBand="0" w:noVBand="1" w:val="04A0"/>
       </w:tblPr>
       <w:tblGrid>
         <w:gridCol w:w="3969"/>
@@ -11718,11 +11712,9 @@
     </w:p>
     <w:tbl>
       <w:tblPr>
-        <w:tblW w:type="auto" w:w="0"/>
+        <w:tblW w:type="pct" w:w="5000"/>
         <w:tblLayout w:type="fixed"/>
         <w:tblLook w:firstColumn="1" w:firstRow="1" w:lastColumn="0" w:lastRow="0" w:noHBand="0" w:noVBand="1" w:val="04A0"/>
-        <w:tblW w:type="pct" w:w="5000"/>
-        <w:tblLayout w:type="fixed"/>
       </w:tblPr>
       <w:tblGrid>
         <w:gridCol w:w="15138"/>
@@ -11775,8 +11767,8 @@
     </w:p>
     <w:tbl>
       <w:tblPr>
+        <w:tblW w:type="dxa" w:w="14742"/>
         <w:jc w:val="center"/>
-        <w:tblLook w:firstColumn="1" w:firstRow="1" w:lastColumn="0" w:lastRow="0" w:noHBand="0" w:noVBand="1" w:val="04A0"/>
         <w:tblBorders>
           <w:top w:val="single" w:sz="4" w:space="0" w:color="D6DCE0"/>
           <w:left w:val="single" w:sz="4" w:space="0" w:color="D6DCE0"/>
@@ -11785,8 +11777,8 @@
           <w:insideH w:val="single" w:sz="4" w:space="0" w:color="D6DCE0"/>
           <w:insideV w:val="single" w:sz="4" w:space="0" w:color="D6DCE0"/>
         </w:tblBorders>
-        <w:tblW w:type="dxa" w:w="14742"/>
         <w:tblLayout w:type="fixed"/>
+        <w:tblLook w:firstColumn="1" w:firstRow="1" w:lastColumn="0" w:lastRow="0" w:noHBand="0" w:noVBand="1" w:val="04A0"/>
       </w:tblPr>
       <w:tblGrid>
         <w:gridCol w:w="3175"/>
@@ -13701,8 +13693,8 @@
     </w:p>
     <w:tbl>
       <w:tblPr>
+        <w:tblW w:type="dxa" w:w="14742"/>
         <w:jc w:val="center"/>
-        <w:tblLook w:firstColumn="1" w:firstRow="1" w:lastColumn="0" w:lastRow="0" w:noHBand="0" w:noVBand="1" w:val="04A0"/>
         <w:tblBorders>
           <w:top w:val="single" w:sz="4" w:space="0" w:color="D6DCE0"/>
           <w:left w:val="single" w:sz="4" w:space="0" w:color="D6DCE0"/>
@@ -13711,8 +13703,8 @@
           <w:insideH w:val="single" w:sz="4" w:space="0" w:color="D6DCE0"/>
           <w:insideV w:val="single" w:sz="4" w:space="0" w:color="D6DCE0"/>
         </w:tblBorders>
-        <w:tblW w:type="dxa" w:w="14742"/>
         <w:tblLayout w:type="fixed"/>
+        <w:tblLook w:firstColumn="1" w:firstRow="1" w:lastColumn="0" w:lastRow="0" w:noHBand="0" w:noVBand="1" w:val="04A0"/>
       </w:tblPr>
       <w:tblGrid>
         <w:gridCol w:w="3175"/>
@@ -15780,11 +15772,9 @@
     </w:p>
     <w:tbl>
       <w:tblPr>
-        <w:tblW w:type="auto" w:w="0"/>
+        <w:tblW w:type="pct" w:w="5000"/>
         <w:tblLayout w:type="fixed"/>
         <w:tblLook w:firstColumn="1" w:firstRow="1" w:lastColumn="0" w:lastRow="0" w:noHBand="0" w:noVBand="1" w:val="04A0"/>
-        <w:tblW w:type="pct" w:w="5000"/>
-        <w:tblLayout w:type="fixed"/>
       </w:tblPr>
       <w:tblGrid>
         <w:gridCol w:w="15138"/>
@@ -15871,8 +15861,8 @@
     </w:p>
     <w:tbl>
       <w:tblPr>
+        <w:tblW w:type="dxa" w:w="14742"/>
         <w:jc w:val="center"/>
-        <w:tblLook w:firstColumn="1" w:firstRow="1" w:lastColumn="0" w:lastRow="0" w:noHBand="0" w:noVBand="1" w:val="04A0"/>
         <w:tblBorders>
           <w:top w:val="single" w:sz="4" w:space="0" w:color="D6DCE0"/>
           <w:left w:val="single" w:sz="4" w:space="0" w:color="D6DCE0"/>
@@ -15881,8 +15871,8 @@
           <w:insideH w:val="single" w:sz="4" w:space="0" w:color="D6DCE0"/>
           <w:insideV w:val="single" w:sz="4" w:space="0" w:color="D6DCE0"/>
         </w:tblBorders>
-        <w:tblW w:type="dxa" w:w="14742"/>
         <w:tblLayout w:type="fixed"/>
+        <w:tblLook w:firstColumn="1" w:firstRow="1" w:lastColumn="0" w:lastRow="0" w:noHBand="0" w:noVBand="1" w:val="04A0"/>
       </w:tblPr>
       <w:tblGrid>
         <w:gridCol w:w="2211"/>
@@ -17123,11 +17113,9 @@
     </w:tbl>
     <w:tbl>
       <w:tblPr>
-        <w:tblW w:type="auto" w:w="0"/>
+        <w:tblW w:type="pct" w:w="5000"/>
         <w:tblLayout w:type="fixed"/>
         <w:tblLook w:firstColumn="1" w:firstRow="1" w:lastColumn="0" w:lastRow="0" w:noHBand="0" w:noVBand="1" w:val="04A0"/>
-        <w:tblW w:type="pct" w:w="5000"/>
-        <w:tblLayout w:type="fixed"/>
       </w:tblPr>
       <w:tblGrid>
         <w:gridCol w:w="15138"/>
@@ -17229,8 +17217,8 @@
     </w:p>
     <w:tbl>
       <w:tblPr>
+        <w:tblW w:type="dxa" w:w="14458"/>
         <w:jc w:val="center"/>
-        <w:tblLook w:firstColumn="1" w:firstRow="1" w:lastColumn="0" w:lastRow="0" w:noHBand="0" w:noVBand="1" w:val="04A0"/>
         <w:tblBorders>
           <w:top w:val="single" w:sz="4" w:space="0" w:color="D6DCE0"/>
           <w:left w:val="single" w:sz="4" w:space="0" w:color="D6DCE0"/>
@@ -17239,8 +17227,8 @@
           <w:insideH w:val="single" w:sz="4" w:space="0" w:color="D6DCE0"/>
           <w:insideV w:val="single" w:sz="4" w:space="0" w:color="D6DCE0"/>
         </w:tblBorders>
-        <w:tblW w:type="dxa" w:w="14458"/>
         <w:tblLayout w:type="fixed"/>
+        <w:tblLook w:firstColumn="1" w:firstRow="1" w:lastColumn="0" w:lastRow="0" w:noHBand="0" w:noVBand="1" w:val="04A0"/>
       </w:tblPr>
       <w:tblGrid>
         <w:gridCol w:w="2608"/>
@@ -19157,11 +19145,9 @@
     </w:tbl>
     <w:tbl>
       <w:tblPr>
-        <w:tblW w:type="auto" w:w="0"/>
+        <w:tblW w:type="pct" w:w="5000"/>
         <w:tblLayout w:type="fixed"/>
         <w:tblLook w:firstColumn="1" w:firstRow="1" w:lastColumn="0" w:lastRow="0" w:noHBand="0" w:noVBand="1" w:val="04A0"/>
-        <w:tblW w:type="pct" w:w="5000"/>
-        <w:tblLayout w:type="fixed"/>
       </w:tblPr>
       <w:tblGrid>
         <w:gridCol w:w="15138"/>
@@ -19431,8 +19417,8 @@
     </w:p>
     <w:tbl>
       <w:tblPr>
+        <w:tblW w:type="dxa" w:w="14232"/>
         <w:jc w:val="center"/>
-        <w:tblLook w:firstColumn="1" w:firstRow="1" w:lastColumn="0" w:lastRow="0" w:noHBand="0" w:noVBand="1" w:val="04A0"/>
         <w:tblBorders>
           <w:top w:val="single" w:sz="4" w:space="0" w:color="D6DCE0"/>
           <w:left w:val="single" w:sz="4" w:space="0" w:color="D6DCE0"/>
@@ -19441,8 +19427,8 @@
           <w:insideH w:val="single" w:sz="4" w:space="0" w:color="D6DCE0"/>
           <w:insideV w:val="single" w:sz="4" w:space="0" w:color="D6DCE0"/>
         </w:tblBorders>
-        <w:tblW w:type="dxa" w:w="14232"/>
         <w:tblLayout w:type="fixed"/>
+        <w:tblLook w:firstColumn="1" w:firstRow="1" w:lastColumn="0" w:lastRow="0" w:noHBand="0" w:noVBand="1" w:val="04A0"/>
       </w:tblPr>
       <w:tblGrid>
         <w:gridCol w:w="2268"/>
@@ -21982,12 +21968,8 @@
   </w:p>
   <w:tbl>
     <w:tblPr>
-      <w:tblW w:type="auto" w:w="0"/>
+      <w:tblW w:type="pct" w:w="5000"/>
       <w:jc w:val="center"/>
-      <w:tblLayout w:type="fixed"/>
-      <w:tblLook w:firstColumn="1" w:firstRow="1" w:lastColumn="0" w:lastRow="0" w:noHBand="0" w:noVBand="1" w:val="04A0"/>
-      <w:tblW w:type="pct" w:w="5000"/>
-      <w:tblLayout w:type="fixed"/>
       <w:tblBorders>
         <w:top w:val="none"/>
         <w:left w:val="none"/>
@@ -21996,6 +21978,8 @@
         <w:insideH w:val="none"/>
         <w:insideV w:val="none"/>
       </w:tblBorders>
+      <w:tblLayout w:type="fixed"/>
+      <w:tblLook w:firstColumn="1" w:firstRow="1" w:lastColumn="0" w:lastRow="0" w:noHBand="0" w:noVBand="1" w:val="04A0"/>
     </w:tblPr>
     <w:tblGrid>
       <w:gridCol w:w="7569"/>

--- a/deliverables/TMHCC_Media_Coverage_Comparison_FULL.docx
+++ b/deliverables/TMHCC_Media_Coverage_Comparison_FULL.docx
@@ -11093,6 +11093,1697 @@
         </w:tc>
       </w:tr>
     </w:tbl>
+    <w:p>
+      <w:r>
+        <w:br w:type="page"/>
+      </w:r>
+    </w:p>
+    <w:p>
+      <w:pPr>
+        <w:keepNext/>
+        <w:spacing w:before="280" w:after="40"/>
+        <w:pBdr>
+          <w:bottom w:val="single" w:sz="8" w:space="2" w:color="B88A3C"/>
+        </w:pBdr>
+      </w:pPr>
+      <w:r>
+        <w:rPr>
+          <w:rFonts w:ascii="Lato" w:hAnsi="Lato" w:cs="Lato"/>
+          <w:b/>
+          <w:i w:val="0"/>
+          <w:color w:val="00648B"/>
+          <w:sz w:val="30"/>
+        </w:rPr>
+        <w:t>TMHCC strengths — evidenced against the final wording</w:t>
+      </w:r>
+    </w:p>
+    <w:p>
+      <w:pPr>
+        <w:spacing w:after="80" w:before="0"/>
+        <w:jc w:val="both"/>
+      </w:pPr>
+      <w:r>
+        <w:rPr>
+          <w:rFonts w:ascii="Lato" w:hAnsi="Lato" w:cs="Lato"/>
+          <w:b w:val="0"/>
+          <w:i w:val="0"/>
+          <w:color w:val="2B2F33"/>
+          <w:sz w:val="19"/>
+        </w:rPr>
+        <w:t>Each strength below is (a) confirmed by citing the TMHCC clause and contents page, and (b) benchmarked against the named competitors. Where a competitor matches or beats us, it is stated. Competitor points that cannot be confirmed from an attached wording are labelled UNCONFIRMED.</w:t>
+      </w:r>
+    </w:p>
+    <w:p>
+      <w:pPr>
+        <w:keepNext/>
+        <w:spacing w:before="120" w:after="20"/>
+      </w:pPr>
+      <w:r>
+        <w:rPr>
+          <w:rFonts w:ascii="Lato" w:hAnsi="Lato" w:cs="Lato"/>
+          <w:b/>
+          <w:i w:val="0"/>
+          <w:color w:val="B88A3C"/>
+          <w:sz w:val="20"/>
+        </w:rPr>
+        <w:t>Flexible (first-loss) Business Interruption</w:t>
+      </w:r>
+    </w:p>
+    <w:tbl>
+      <w:tblPr>
+        <w:tblW w:type="dxa" w:w="14742"/>
+        <w:jc w:val="center"/>
+        <w:tblBorders>
+          <w:top w:val="single" w:sz="4" w:space="0" w:color="D6DCE0"/>
+          <w:left w:val="single" w:sz="4" w:space="0" w:color="D6DCE0"/>
+          <w:bottom w:val="single" w:sz="4" w:space="0" w:color="D6DCE0"/>
+          <w:right w:val="single" w:sz="4" w:space="0" w:color="D6DCE0"/>
+          <w:insideH w:val="single" w:sz="4" w:space="0" w:color="D6DCE0"/>
+          <w:insideV w:val="single" w:sz="4" w:space="0" w:color="D6DCE0"/>
+        </w:tblBorders>
+        <w:tblLayout w:type="fixed"/>
+        <w:tblLook w:firstColumn="1" w:firstRow="1" w:lastColumn="0" w:lastRow="0" w:noHBand="0" w:noVBand="1" w:val="04A0"/>
+      </w:tblPr>
+      <w:tblGrid>
+        <w:gridCol w:w="2608"/>
+        <w:gridCol w:w="12134"/>
+      </w:tblGrid>
+      <w:tr>
+        <w:tc>
+          <w:tcPr>
+            <w:tcW w:type="dxa" w:w="2608"/>
+            <w:shd w:val="clear" w:color="auto" w:fill="EAF1F5"/>
+          </w:tcPr>
+          <w:p>
+            <w:pPr>
+              <w:spacing w:after="20" w:before="0"/>
+            </w:pPr>
+            <w:r/>
+            <w:r>
+              <w:rPr>
+                <w:rFonts w:ascii="Lato" w:hAnsi="Lato" w:cs="Lato"/>
+                <w:b/>
+                <w:i w:val="0"/>
+                <w:color w:val="00648B"/>
+                <w:sz w:val="16"/>
+              </w:rPr>
+              <w:t>TMHCC position</w:t>
+            </w:r>
+          </w:p>
+        </w:tc>
+        <w:tc>
+          <w:tcPr>
+            <w:tcW w:type="dxa" w:w="12134"/>
+          </w:tcPr>
+          <w:p>
+            <w:pPr>
+              <w:spacing w:after="20" w:before="0"/>
+            </w:pPr>
+            <w:r/>
+            <w:r>
+              <w:rPr>
+                <w:rFonts w:ascii="Lato" w:hAnsi="Lato" w:cs="Lato"/>
+                <w:b w:val="0"/>
+                <w:i w:val="0"/>
+                <w:color w:val="2B2F33"/>
+                <w:sz w:val="16"/>
+              </w:rPr>
+              <w:t>Section 3 carries a 'Flexible Business Interruption Limit' endorsement: a SINGLE flexible limit shown in the Schedule applied collectively across multiple loss/expenditure heads — Loss of Income, Loss of Gross Profit, Loss of Fees, Increased Costs of Working, Additional Increased Costs of Working, Additional Research Expenditure and Outstanding Debts — instead of separate sub-limits ('All amounts payable collectively shall not exceed the Flexible Business Interruption Limit as shown in the Schedule').</w:t>
+            </w:r>
+          </w:p>
+        </w:tc>
+      </w:tr>
+      <w:tr>
+        <w:tc>
+          <w:tcPr>
+            <w:tcW w:type="dxa" w:w="2608"/>
+            <w:shd w:val="clear" w:color="auto" w:fill="EAF1F5"/>
+          </w:tcPr>
+          <w:p>
+            <w:pPr>
+              <w:spacing w:after="20" w:before="0"/>
+            </w:pPr>
+            <w:r/>
+            <w:r>
+              <w:rPr>
+                <w:rFonts w:ascii="Lato" w:hAnsi="Lato" w:cs="Lato"/>
+                <w:b/>
+                <w:i w:val="0"/>
+                <w:color w:val="00648B"/>
+                <w:sz w:val="16"/>
+              </w:rPr>
+              <w:t>Our clause / page</w:t>
+            </w:r>
+          </w:p>
+        </w:tc>
+        <w:tc>
+          <w:tcPr>
+            <w:tcW w:type="dxa" w:w="12134"/>
+          </w:tcPr>
+          <w:p>
+            <w:pPr>
+              <w:spacing w:after="20" w:before="0"/>
+            </w:pPr>
+            <w:r/>
+            <w:r>
+              <w:rPr>
+                <w:rFonts w:ascii="Lato" w:hAnsi="Lato" w:cs="Lato"/>
+                <w:b w:val="0"/>
+                <w:i w:val="0"/>
+                <w:color w:val="2B2F33"/>
+                <w:sz w:val="16"/>
+              </w:rPr>
+              <w:t>Section 3 — 'Flexible Business Interruption Limit' endorsement (contents p.38+).</w:t>
+            </w:r>
+          </w:p>
+        </w:tc>
+      </w:tr>
+      <w:tr>
+        <w:tc>
+          <w:tcPr>
+            <w:tcW w:type="dxa" w:w="2608"/>
+            <w:shd w:val="clear" w:color="auto" w:fill="EAF1F5"/>
+          </w:tcPr>
+          <w:p>
+            <w:pPr>
+              <w:spacing w:after="20" w:before="0"/>
+            </w:pPr>
+            <w:r/>
+            <w:r>
+              <w:rPr>
+                <w:rFonts w:ascii="Lato" w:hAnsi="Lato" w:cs="Lato"/>
+                <w:b/>
+                <w:i w:val="0"/>
+                <w:color w:val="00648B"/>
+                <w:sz w:val="16"/>
+              </w:rPr>
+              <w:t>Competitor benchmark</w:t>
+            </w:r>
+          </w:p>
+        </w:tc>
+        <w:tc>
+          <w:tcPr>
+            <w:tcW w:type="dxa" w:w="12134"/>
+          </w:tcPr>
+          <w:p>
+            <w:pPr>
+              <w:spacing w:after="20" w:before="0"/>
+            </w:pPr>
+            <w:r/>
+            <w:r>
+              <w:rPr>
+                <w:rFonts w:ascii="Lato" w:hAnsi="Lato" w:cs="Lato"/>
+                <w:b w:val="0"/>
+                <w:i w:val="0"/>
+                <w:color w:val="2B2F33"/>
+                <w:sz w:val="16"/>
+              </w:rPr>
+              <w:t>Liberty/Allianz/AXA XL present conventional BI on a declaration/estimated-revenue basis with named heads and sub-limits; none of the reviewed wordings shows an equivalent single flexible first-loss BI limit across heads.</w:t>
+            </w:r>
+          </w:p>
+        </w:tc>
+      </w:tr>
+      <w:tr>
+        <w:tc>
+          <w:tcPr>
+            <w:tcW w:type="dxa" w:w="2608"/>
+            <w:shd w:val="clear" w:color="auto" w:fill="EAF1F5"/>
+          </w:tcPr>
+          <w:p>
+            <w:pPr>
+              <w:spacing w:after="20" w:before="0"/>
+            </w:pPr>
+            <w:r/>
+            <w:r>
+              <w:rPr>
+                <w:rFonts w:ascii="Lato" w:hAnsi="Lato" w:cs="Lato"/>
+                <w:b/>
+                <w:i w:val="0"/>
+                <w:color w:val="00648B"/>
+                <w:sz w:val="16"/>
+              </w:rPr>
+              <w:t>Verdict</w:t>
+            </w:r>
+          </w:p>
+        </w:tc>
+        <w:tc>
+          <w:tcPr>
+            <w:tcW w:type="dxa" w:w="12134"/>
+          </w:tcPr>
+          <w:p>
+            <w:pPr>
+              <w:spacing w:after="20" w:before="0"/>
+            </w:pPr>
+            <w:r/>
+            <w:r>
+              <w:rPr>
+                <w:rFonts w:ascii="Lato" w:hAnsi="Lato" w:cs="Lato"/>
+                <w:b w:val="0"/>
+                <w:i w:val="0"/>
+                <w:color w:val="2B2F33"/>
+                <w:sz w:val="16"/>
+              </w:rPr>
+              <w:t>TMHCC broader / more flexible.</w:t>
+            </w:r>
+          </w:p>
+        </w:tc>
+      </w:tr>
+      <w:tr>
+        <w:tc>
+          <w:tcPr>
+            <w:tcW w:type="dxa" w:w="2608"/>
+            <w:shd w:val="clear" w:color="auto" w:fill="EAF1F5"/>
+          </w:tcPr>
+          <w:p>
+            <w:pPr>
+              <w:spacing w:after="20" w:before="0"/>
+            </w:pPr>
+            <w:r/>
+            <w:r>
+              <w:rPr>
+                <w:rFonts w:ascii="Lato" w:hAnsi="Lato" w:cs="Lato"/>
+                <w:b/>
+                <w:i w:val="0"/>
+                <w:color w:val="00648B"/>
+                <w:sz w:val="16"/>
+              </w:rPr>
+              <w:t>Confirmation status</w:t>
+            </w:r>
+          </w:p>
+        </w:tc>
+        <w:tc>
+          <w:tcPr>
+            <w:tcW w:type="dxa" w:w="12134"/>
+          </w:tcPr>
+          <w:p>
+            <w:pPr>
+              <w:spacing w:after="20" w:before="0"/>
+            </w:pPr>
+            <w:r/>
+            <w:r>
+              <w:rPr>
+                <w:rFonts w:ascii="Lato" w:hAnsi="Lato" w:cs="Lato"/>
+                <w:b w:val="0"/>
+                <w:i w:val="0"/>
+                <w:color w:val="A4233B"/>
+                <w:sz w:val="16"/>
+              </w:rPr>
+              <w:t>UNCONFIRMED for competitor parity — verify against the live competitor BI wordings.</w:t>
+            </w:r>
+          </w:p>
+        </w:tc>
+      </w:tr>
+    </w:tbl>
+    <w:p>
+      <w:pPr>
+        <w:spacing w:after="120"/>
+      </w:pPr>
+    </w:p>
+    <w:p>
+      <w:pPr>
+        <w:keepNext/>
+        <w:spacing w:before="120" w:after="20"/>
+      </w:pPr>
+      <w:r>
+        <w:rPr>
+          <w:rFonts w:ascii="Lato" w:hAnsi="Lato" w:cs="Lato"/>
+          <w:b/>
+          <w:i w:val="0"/>
+          <w:color w:val="B88A3C"/>
+          <w:sz w:val="20"/>
+        </w:rPr>
+        <w:t>Contract Site extension (Section 3)</w:t>
+      </w:r>
+    </w:p>
+    <w:tbl>
+      <w:tblPr>
+        <w:tblW w:type="dxa" w:w="14742"/>
+        <w:jc w:val="center"/>
+        <w:tblBorders>
+          <w:top w:val="single" w:sz="4" w:space="0" w:color="D6DCE0"/>
+          <w:left w:val="single" w:sz="4" w:space="0" w:color="D6DCE0"/>
+          <w:bottom w:val="single" w:sz="4" w:space="0" w:color="D6DCE0"/>
+          <w:right w:val="single" w:sz="4" w:space="0" w:color="D6DCE0"/>
+          <w:insideH w:val="single" w:sz="4" w:space="0" w:color="D6DCE0"/>
+          <w:insideV w:val="single" w:sz="4" w:space="0" w:color="D6DCE0"/>
+        </w:tblBorders>
+        <w:tblLayout w:type="fixed"/>
+        <w:tblLook w:firstColumn="1" w:firstRow="1" w:lastColumn="0" w:lastRow="0" w:noHBand="0" w:noVBand="1" w:val="04A0"/>
+      </w:tblPr>
+      <w:tblGrid>
+        <w:gridCol w:w="2608"/>
+        <w:gridCol w:w="12134"/>
+      </w:tblGrid>
+      <w:tr>
+        <w:tc>
+          <w:tcPr>
+            <w:tcW w:type="dxa" w:w="2608"/>
+            <w:shd w:val="clear" w:color="auto" w:fill="EAF1F5"/>
+          </w:tcPr>
+          <w:p>
+            <w:pPr>
+              <w:spacing w:after="20" w:before="0"/>
+            </w:pPr>
+            <w:r/>
+            <w:r>
+              <w:rPr>
+                <w:rFonts w:ascii="Lato" w:hAnsi="Lato" w:cs="Lato"/>
+                <w:b/>
+                <w:i w:val="0"/>
+                <w:color w:val="00648B"/>
+                <w:sz w:val="16"/>
+              </w:rPr>
+              <w:t>TMHCC position</w:t>
+            </w:r>
+          </w:p>
+        </w:tc>
+        <w:tc>
+          <w:tcPr>
+            <w:tcW w:type="dxa" w:w="12134"/>
+          </w:tcPr>
+          <w:p>
+            <w:pPr>
+              <w:spacing w:after="20" w:before="0"/>
+            </w:pPr>
+            <w:r/>
+            <w:r>
+              <w:rPr>
+                <w:rFonts w:ascii="Lato" w:hAnsi="Lato" w:cs="Lato"/>
+                <w:b w:val="0"/>
+                <w:i w:val="0"/>
+                <w:color w:val="2B2F33"/>
+                <w:sz w:val="16"/>
+              </w:rPr>
+              <w:t>The Section 3 'Contract Sites' extension covers interruption/interference as a result of Damage to property at ANY contract site ANYWHERE IN THE WORLD where the Insured are carrying out a contract of work. It is triggered by Damage to property at the contract site and does NOT require that property to be insured under the TMHCC policy.</w:t>
+            </w:r>
+          </w:p>
+        </w:tc>
+      </w:tr>
+      <w:tr>
+        <w:tc>
+          <w:tcPr>
+            <w:tcW w:type="dxa" w:w="2608"/>
+            <w:shd w:val="clear" w:color="auto" w:fill="EAF1F5"/>
+          </w:tcPr>
+          <w:p>
+            <w:pPr>
+              <w:spacing w:after="20" w:before="0"/>
+            </w:pPr>
+            <w:r/>
+            <w:r>
+              <w:rPr>
+                <w:rFonts w:ascii="Lato" w:hAnsi="Lato" w:cs="Lato"/>
+                <w:b/>
+                <w:i w:val="0"/>
+                <w:color w:val="00648B"/>
+                <w:sz w:val="16"/>
+              </w:rPr>
+              <w:t>Our clause / page</w:t>
+            </w:r>
+          </w:p>
+        </w:tc>
+        <w:tc>
+          <w:tcPr>
+            <w:tcW w:type="dxa" w:w="12134"/>
+          </w:tcPr>
+          <w:p>
+            <w:pPr>
+              <w:spacing w:after="20" w:before="0"/>
+            </w:pPr>
+            <w:r/>
+            <w:r>
+              <w:rPr>
+                <w:rFonts w:ascii="Lato" w:hAnsi="Lato" w:cs="Lato"/>
+                <w:b w:val="0"/>
+                <w:i w:val="0"/>
+                <w:color w:val="2B2F33"/>
+                <w:sz w:val="16"/>
+              </w:rPr>
+              <w:t>Section 3 — 'Contract Sites' extension (contents p.38+).</w:t>
+            </w:r>
+          </w:p>
+        </w:tc>
+      </w:tr>
+      <w:tr>
+        <w:tc>
+          <w:tcPr>
+            <w:tcW w:type="dxa" w:w="2608"/>
+            <w:shd w:val="clear" w:color="auto" w:fill="EAF1F5"/>
+          </w:tcPr>
+          <w:p>
+            <w:pPr>
+              <w:spacing w:after="20" w:before="0"/>
+            </w:pPr>
+            <w:r/>
+            <w:r>
+              <w:rPr>
+                <w:rFonts w:ascii="Lato" w:hAnsi="Lato" w:cs="Lato"/>
+                <w:b/>
+                <w:i w:val="0"/>
+                <w:color w:val="00648B"/>
+                <w:sz w:val="16"/>
+              </w:rPr>
+              <w:t>Competitor benchmark</w:t>
+            </w:r>
+          </w:p>
+        </w:tc>
+        <w:tc>
+          <w:tcPr>
+            <w:tcW w:type="dxa" w:w="12134"/>
+          </w:tcPr>
+          <w:p>
+            <w:pPr>
+              <w:spacing w:after="20" w:before="0"/>
+            </w:pPr>
+            <w:r/>
+            <w:r>
+              <w:rPr>
+                <w:rFonts w:ascii="Lato" w:hAnsi="Lato" w:cs="Lato"/>
+                <w:b w:val="0"/>
+                <w:i w:val="0"/>
+                <w:color w:val="2B2F33"/>
+                <w:sz w:val="16"/>
+              </w:rPr>
+              <w:t>Competitor BI extensions of this type are typically tied to insured property or to specified suppliers/premises; none reviewed clearly extends to damage to any (un-owned, un-insured) property at any worldwide contract site.</w:t>
+            </w:r>
+          </w:p>
+        </w:tc>
+      </w:tr>
+      <w:tr>
+        <w:tc>
+          <w:tcPr>
+            <w:tcW w:type="dxa" w:w="2608"/>
+            <w:shd w:val="clear" w:color="auto" w:fill="EAF1F5"/>
+          </w:tcPr>
+          <w:p>
+            <w:pPr>
+              <w:spacing w:after="20" w:before="0"/>
+            </w:pPr>
+            <w:r/>
+            <w:r>
+              <w:rPr>
+                <w:rFonts w:ascii="Lato" w:hAnsi="Lato" w:cs="Lato"/>
+                <w:b/>
+                <w:i w:val="0"/>
+                <w:color w:val="00648B"/>
+                <w:sz w:val="16"/>
+              </w:rPr>
+              <w:t>Verdict</w:t>
+            </w:r>
+          </w:p>
+        </w:tc>
+        <w:tc>
+          <w:tcPr>
+            <w:tcW w:type="dxa" w:w="12134"/>
+          </w:tcPr>
+          <w:p>
+            <w:pPr>
+              <w:spacing w:after="20" w:before="0"/>
+            </w:pPr>
+            <w:r/>
+            <w:r>
+              <w:rPr>
+                <w:rFonts w:ascii="Lato" w:hAnsi="Lato" w:cs="Lato"/>
+                <w:b w:val="0"/>
+                <w:i w:val="0"/>
+                <w:color w:val="2B2F33"/>
+                <w:sz w:val="16"/>
+              </w:rPr>
+              <w:t>TMHCC broader.</w:t>
+            </w:r>
+          </w:p>
+        </w:tc>
+      </w:tr>
+      <w:tr>
+        <w:tc>
+          <w:tcPr>
+            <w:tcW w:type="dxa" w:w="2608"/>
+            <w:shd w:val="clear" w:color="auto" w:fill="EAF1F5"/>
+          </w:tcPr>
+          <w:p>
+            <w:pPr>
+              <w:spacing w:after="20" w:before="0"/>
+            </w:pPr>
+            <w:r/>
+            <w:r>
+              <w:rPr>
+                <w:rFonts w:ascii="Lato" w:hAnsi="Lato" w:cs="Lato"/>
+                <w:b/>
+                <w:i w:val="0"/>
+                <w:color w:val="00648B"/>
+                <w:sz w:val="16"/>
+              </w:rPr>
+              <w:t>Confirmation status</w:t>
+            </w:r>
+          </w:p>
+        </w:tc>
+        <w:tc>
+          <w:tcPr>
+            <w:tcW w:type="dxa" w:w="12134"/>
+          </w:tcPr>
+          <w:p>
+            <w:pPr>
+              <w:spacing w:after="20" w:before="0"/>
+            </w:pPr>
+            <w:r/>
+            <w:r>
+              <w:rPr>
+                <w:rFonts w:ascii="Lato" w:hAnsi="Lato" w:cs="Lato"/>
+                <w:b w:val="0"/>
+                <w:i w:val="0"/>
+                <w:color w:val="A4233B"/>
+                <w:sz w:val="16"/>
+              </w:rPr>
+              <w:t>UNCONFIRMED — verify competitor contract-site/supplier extensions.</w:t>
+            </w:r>
+          </w:p>
+        </w:tc>
+      </w:tr>
+    </w:tbl>
+    <w:p>
+      <w:pPr>
+        <w:spacing w:after="120"/>
+      </w:pPr>
+    </w:p>
+    <w:p>
+      <w:pPr>
+        <w:keepNext/>
+        <w:spacing w:before="120" w:after="20"/>
+      </w:pPr>
+      <w:r>
+        <w:rPr>
+          <w:rFonts w:ascii="Lato" w:hAnsi="Lato" w:cs="Lato"/>
+          <w:b/>
+          <w:i w:val="0"/>
+          <w:color w:val="B88A3C"/>
+          <w:sz w:val="20"/>
+        </w:rPr>
+        <w:t>Section 2 — worldwide Property &amp; Equipment cover</w:t>
+      </w:r>
+    </w:p>
+    <w:tbl>
+      <w:tblPr>
+        <w:tblW w:type="dxa" w:w="14742"/>
+        <w:jc w:val="center"/>
+        <w:tblBorders>
+          <w:top w:val="single" w:sz="4" w:space="0" w:color="D6DCE0"/>
+          <w:left w:val="single" w:sz="4" w:space="0" w:color="D6DCE0"/>
+          <w:bottom w:val="single" w:sz="4" w:space="0" w:color="D6DCE0"/>
+          <w:right w:val="single" w:sz="4" w:space="0" w:color="D6DCE0"/>
+          <w:insideH w:val="single" w:sz="4" w:space="0" w:color="D6DCE0"/>
+          <w:insideV w:val="single" w:sz="4" w:space="0" w:color="D6DCE0"/>
+        </w:tblBorders>
+        <w:tblLayout w:type="fixed"/>
+        <w:tblLook w:firstColumn="1" w:firstRow="1" w:lastColumn="0" w:lastRow="0" w:noHBand="0" w:noVBand="1" w:val="04A0"/>
+      </w:tblPr>
+      <w:tblGrid>
+        <w:gridCol w:w="2608"/>
+        <w:gridCol w:w="12134"/>
+      </w:tblGrid>
+      <w:tr>
+        <w:tc>
+          <w:tcPr>
+            <w:tcW w:type="dxa" w:w="2608"/>
+            <w:shd w:val="clear" w:color="auto" w:fill="EAF1F5"/>
+          </w:tcPr>
+          <w:p>
+            <w:pPr>
+              <w:spacing w:after="20" w:before="0"/>
+            </w:pPr>
+            <w:r/>
+            <w:r>
+              <w:rPr>
+                <w:rFonts w:ascii="Lato" w:hAnsi="Lato" w:cs="Lato"/>
+                <w:b/>
+                <w:i w:val="0"/>
+                <w:color w:val="00648B"/>
+                <w:sz w:val="16"/>
+              </w:rPr>
+              <w:t>TMHCC position</w:t>
+            </w:r>
+          </w:p>
+        </w:tc>
+        <w:tc>
+          <w:tcPr>
+            <w:tcW w:type="dxa" w:w="12134"/>
+          </w:tcPr>
+          <w:p>
+            <w:pPr>
+              <w:spacing w:after="20" w:before="0"/>
+            </w:pPr>
+            <w:r/>
+            <w:r>
+              <w:rPr>
+                <w:rFonts w:ascii="Lato" w:hAnsi="Lato" w:cs="Lato"/>
+                <w:b w:val="0"/>
+                <w:i w:val="0"/>
+                <w:color w:val="2B2F33"/>
+                <w:sz w:val="16"/>
+              </w:rPr>
+              <w:t>Section 2 base 'Geographical Limits' are defined as 'Anywhere in the world', and the Section 2 Transit Extension also applies 'anywhere in the world'. Worldwide cover therefore applies as STANDARD, subject to the 'Sub-Limit Restriction' that caps liability for Property Insured away from the Premises (any-one-location / any-one-item limits per the Schedule) and the Section conditions.</w:t>
+            </w:r>
+          </w:p>
+        </w:tc>
+      </w:tr>
+      <w:tr>
+        <w:tc>
+          <w:tcPr>
+            <w:tcW w:type="dxa" w:w="2608"/>
+            <w:shd w:val="clear" w:color="auto" w:fill="EAF1F5"/>
+          </w:tcPr>
+          <w:p>
+            <w:pPr>
+              <w:spacing w:after="20" w:before="0"/>
+            </w:pPr>
+            <w:r/>
+            <w:r>
+              <w:rPr>
+                <w:rFonts w:ascii="Lato" w:hAnsi="Lato" w:cs="Lato"/>
+                <w:b/>
+                <w:i w:val="0"/>
+                <w:color w:val="00648B"/>
+                <w:sz w:val="16"/>
+              </w:rPr>
+              <w:t>Our clause / page</w:t>
+            </w:r>
+          </w:p>
+        </w:tc>
+        <w:tc>
+          <w:tcPr>
+            <w:tcW w:type="dxa" w:w="12134"/>
+          </w:tcPr>
+          <w:p>
+            <w:pPr>
+              <w:spacing w:after="20" w:before="0"/>
+            </w:pPr>
+            <w:r/>
+            <w:r>
+              <w:rPr>
+                <w:rFonts w:ascii="Lato" w:hAnsi="Lato" w:cs="Lato"/>
+                <w:b w:val="0"/>
+                <w:i w:val="0"/>
+                <w:color w:val="2B2F33"/>
+                <w:sz w:val="16"/>
+              </w:rPr>
+              <w:t>Section 2 — 'Geographical Limits' definition + 'Transit Extension' + 'Sub-Limit Restriction' (contents p.31+).</w:t>
+            </w:r>
+          </w:p>
+        </w:tc>
+      </w:tr>
+      <w:tr>
+        <w:tc>
+          <w:tcPr>
+            <w:tcW w:type="dxa" w:w="2608"/>
+            <w:shd w:val="clear" w:color="auto" w:fill="EAF1F5"/>
+          </w:tcPr>
+          <w:p>
+            <w:pPr>
+              <w:spacing w:after="20" w:before="0"/>
+            </w:pPr>
+            <w:r/>
+            <w:r>
+              <w:rPr>
+                <w:rFonts w:ascii="Lato" w:hAnsi="Lato" w:cs="Lato"/>
+                <w:b/>
+                <w:i w:val="0"/>
+                <w:color w:val="00648B"/>
+                <w:sz w:val="16"/>
+              </w:rPr>
+              <w:t>Competitor benchmark</w:t>
+            </w:r>
+          </w:p>
+        </w:tc>
+        <w:tc>
+          <w:tcPr>
+            <w:tcW w:type="dxa" w:w="12134"/>
+          </w:tcPr>
+          <w:p>
+            <w:pPr>
+              <w:spacing w:after="20" w:before="0"/>
+            </w:pPr>
+            <w:r/>
+            <w:r>
+              <w:rPr>
+                <w:rFonts w:ascii="Lato" w:hAnsi="Lato" w:cs="Lato"/>
+                <w:b w:val="0"/>
+                <w:i w:val="0"/>
+                <w:color w:val="2B2F33"/>
+                <w:sz w:val="16"/>
+              </w:rPr>
+              <w:t>Several package competitors limit equipment/all-risks transit or away cover to a number of days (e.g. ~30 days) or to specified territories.</w:t>
+            </w:r>
+          </w:p>
+        </w:tc>
+      </w:tr>
+      <w:tr>
+        <w:tc>
+          <w:tcPr>
+            <w:tcW w:type="dxa" w:w="2608"/>
+            <w:shd w:val="clear" w:color="auto" w:fill="EAF1F5"/>
+          </w:tcPr>
+          <w:p>
+            <w:pPr>
+              <w:spacing w:after="20" w:before="0"/>
+            </w:pPr>
+            <w:r/>
+            <w:r>
+              <w:rPr>
+                <w:rFonts w:ascii="Lato" w:hAnsi="Lato" w:cs="Lato"/>
+                <w:b/>
+                <w:i w:val="0"/>
+                <w:color w:val="00648B"/>
+                <w:sz w:val="16"/>
+              </w:rPr>
+              <w:t>Verdict</w:t>
+            </w:r>
+          </w:p>
+        </w:tc>
+        <w:tc>
+          <w:tcPr>
+            <w:tcW w:type="dxa" w:w="12134"/>
+          </w:tcPr>
+          <w:p>
+            <w:pPr>
+              <w:spacing w:after="20" w:before="0"/>
+            </w:pPr>
+            <w:r/>
+            <w:r>
+              <w:rPr>
+                <w:rFonts w:ascii="Lato" w:hAnsi="Lato" w:cs="Lato"/>
+                <w:b w:val="0"/>
+                <w:i w:val="0"/>
+                <w:color w:val="2B2F33"/>
+                <w:sz w:val="16"/>
+              </w:rPr>
+              <w:t>TMHCC broader (worldwide as standard, with away-from-premises sub-limits).</w:t>
+            </w:r>
+          </w:p>
+        </w:tc>
+      </w:tr>
+      <w:tr>
+        <w:tc>
+          <w:tcPr>
+            <w:tcW w:type="dxa" w:w="2608"/>
+            <w:shd w:val="clear" w:color="auto" w:fill="EAF1F5"/>
+          </w:tcPr>
+          <w:p>
+            <w:pPr>
+              <w:spacing w:after="20" w:before="0"/>
+            </w:pPr>
+            <w:r/>
+            <w:r>
+              <w:rPr>
+                <w:rFonts w:ascii="Lato" w:hAnsi="Lato" w:cs="Lato"/>
+                <w:b/>
+                <w:i w:val="0"/>
+                <w:color w:val="00648B"/>
+                <w:sz w:val="16"/>
+              </w:rPr>
+              <w:t>Confirmation status</w:t>
+            </w:r>
+          </w:p>
+        </w:tc>
+        <w:tc>
+          <w:tcPr>
+            <w:tcW w:type="dxa" w:w="12134"/>
+          </w:tcPr>
+          <w:p>
+            <w:pPr>
+              <w:spacing w:after="20" w:before="0"/>
+            </w:pPr>
+            <w:r/>
+            <w:r>
+              <w:rPr>
+                <w:rFonts w:ascii="Lato" w:hAnsi="Lato" w:cs="Lato"/>
+                <w:b w:val="0"/>
+                <w:i w:val="0"/>
+                <w:color w:val="A4233B"/>
+                <w:sz w:val="16"/>
+              </w:rPr>
+              <w:t>CONFIRMED in TMHCC wording (no amendment needed). Competitor day-limits UNCONFIRMED pending the live competitor wordings.</w:t>
+            </w:r>
+          </w:p>
+        </w:tc>
+      </w:tr>
+    </w:tbl>
+    <w:p>
+      <w:pPr>
+        <w:spacing w:after="120"/>
+      </w:pPr>
+    </w:p>
+    <w:p>
+      <w:pPr>
+        <w:keepNext/>
+        <w:spacing w:before="120" w:after="20"/>
+      </w:pPr>
+      <w:r>
+        <w:rPr>
+          <w:rFonts w:ascii="Lato" w:hAnsi="Lato" w:cs="Lato"/>
+          <w:b/>
+          <w:i w:val="0"/>
+          <w:color w:val="B88A3C"/>
+          <w:sz w:val="20"/>
+        </w:rPr>
+        <w:t>Floating contents across premises</w:t>
+      </w:r>
+    </w:p>
+    <w:tbl>
+      <w:tblPr>
+        <w:tblW w:type="dxa" w:w="14742"/>
+        <w:jc w:val="center"/>
+        <w:tblBorders>
+          <w:top w:val="single" w:sz="4" w:space="0" w:color="D6DCE0"/>
+          <w:left w:val="single" w:sz="4" w:space="0" w:color="D6DCE0"/>
+          <w:bottom w:val="single" w:sz="4" w:space="0" w:color="D6DCE0"/>
+          <w:right w:val="single" w:sz="4" w:space="0" w:color="D6DCE0"/>
+          <w:insideH w:val="single" w:sz="4" w:space="0" w:color="D6DCE0"/>
+          <w:insideV w:val="single" w:sz="4" w:space="0" w:color="D6DCE0"/>
+        </w:tblBorders>
+        <w:tblLayout w:type="fixed"/>
+        <w:tblLook w:firstColumn="1" w:firstRow="1" w:lastColumn="0" w:lastRow="0" w:noHBand="0" w:noVBand="1" w:val="04A0"/>
+      </w:tblPr>
+      <w:tblGrid>
+        <w:gridCol w:w="2608"/>
+        <w:gridCol w:w="12134"/>
+      </w:tblGrid>
+      <w:tr>
+        <w:tc>
+          <w:tcPr>
+            <w:tcW w:type="dxa" w:w="2608"/>
+            <w:shd w:val="clear" w:color="auto" w:fill="EAF1F5"/>
+          </w:tcPr>
+          <w:p>
+            <w:pPr>
+              <w:spacing w:after="20" w:before="0"/>
+            </w:pPr>
+            <w:r/>
+            <w:r>
+              <w:rPr>
+                <w:rFonts w:ascii="Lato" w:hAnsi="Lato" w:cs="Lato"/>
+                <w:b/>
+                <w:i w:val="0"/>
+                <w:color w:val="00648B"/>
+                <w:sz w:val="16"/>
+              </w:rPr>
+              <w:t>TMHCC position</w:t>
+            </w:r>
+          </w:p>
+        </w:tc>
+        <w:tc>
+          <w:tcPr>
+            <w:tcW w:type="dxa" w:w="12134"/>
+          </w:tcPr>
+          <w:p>
+            <w:pPr>
+              <w:spacing w:after="20" w:before="0"/>
+            </w:pPr>
+            <w:r/>
+            <w:r>
+              <w:rPr>
+                <w:rFonts w:ascii="Lato" w:hAnsi="Lato" w:cs="Lato"/>
+                <w:b w:val="0"/>
+                <w:i w:val="0"/>
+                <w:color w:val="2B2F33"/>
+                <w:sz w:val="16"/>
+              </w:rPr>
+              <w:t>Section 1 'Contents' is defined as machinery, plant and all other contents belonging to or held in trust by the Insured and 'situate at ANY of the Insured’s Premises' — i.e. contents float across all of the Insured’s premises rather than being fixed to one address.</w:t>
+            </w:r>
+          </w:p>
+        </w:tc>
+      </w:tr>
+      <w:tr>
+        <w:tc>
+          <w:tcPr>
+            <w:tcW w:type="dxa" w:w="2608"/>
+            <w:shd w:val="clear" w:color="auto" w:fill="EAF1F5"/>
+          </w:tcPr>
+          <w:p>
+            <w:pPr>
+              <w:spacing w:after="20" w:before="0"/>
+            </w:pPr>
+            <w:r/>
+            <w:r>
+              <w:rPr>
+                <w:rFonts w:ascii="Lato" w:hAnsi="Lato" w:cs="Lato"/>
+                <w:b/>
+                <w:i w:val="0"/>
+                <w:color w:val="00648B"/>
+                <w:sz w:val="16"/>
+              </w:rPr>
+              <w:t>Our clause / page</w:t>
+            </w:r>
+          </w:p>
+        </w:tc>
+        <w:tc>
+          <w:tcPr>
+            <w:tcW w:type="dxa" w:w="12134"/>
+          </w:tcPr>
+          <w:p>
+            <w:pPr>
+              <w:spacing w:after="20" w:before="0"/>
+            </w:pPr>
+            <w:r/>
+            <w:r>
+              <w:rPr>
+                <w:rFonts w:ascii="Lato" w:hAnsi="Lato" w:cs="Lato"/>
+                <w:b w:val="0"/>
+                <w:i w:val="0"/>
+                <w:color w:val="2B2F33"/>
+                <w:sz w:val="16"/>
+              </w:rPr>
+              <w:t>Section 1 — 'Contents' definition (contents p.23+).</w:t>
+            </w:r>
+          </w:p>
+        </w:tc>
+      </w:tr>
+      <w:tr>
+        <w:tc>
+          <w:tcPr>
+            <w:tcW w:type="dxa" w:w="2608"/>
+            <w:shd w:val="clear" w:color="auto" w:fill="EAF1F5"/>
+          </w:tcPr>
+          <w:p>
+            <w:pPr>
+              <w:spacing w:after="20" w:before="0"/>
+            </w:pPr>
+            <w:r/>
+            <w:r>
+              <w:rPr>
+                <w:rFonts w:ascii="Lato" w:hAnsi="Lato" w:cs="Lato"/>
+                <w:b/>
+                <w:i w:val="0"/>
+                <w:color w:val="00648B"/>
+                <w:sz w:val="16"/>
+              </w:rPr>
+              <w:t>Competitor benchmark</w:t>
+            </w:r>
+          </w:p>
+        </w:tc>
+        <w:tc>
+          <w:tcPr>
+            <w:tcW w:type="dxa" w:w="12134"/>
+          </w:tcPr>
+          <w:p>
+            <w:pPr>
+              <w:spacing w:after="20" w:before="0"/>
+            </w:pPr>
+            <w:r/>
+            <w:r>
+              <w:rPr>
+                <w:rFonts w:ascii="Lato" w:hAnsi="Lato" w:cs="Lato"/>
+                <w:b w:val="0"/>
+                <w:i w:val="0"/>
+                <w:color w:val="2B2F33"/>
+                <w:sz w:val="16"/>
+              </w:rPr>
+              <w:t>Package competitors commonly fix contents to a specified location/address, with floating cover only by endorsement.</w:t>
+            </w:r>
+          </w:p>
+        </w:tc>
+      </w:tr>
+      <w:tr>
+        <w:tc>
+          <w:tcPr>
+            <w:tcW w:type="dxa" w:w="2608"/>
+            <w:shd w:val="clear" w:color="auto" w:fill="EAF1F5"/>
+          </w:tcPr>
+          <w:p>
+            <w:pPr>
+              <w:spacing w:after="20" w:before="0"/>
+            </w:pPr>
+            <w:r/>
+            <w:r>
+              <w:rPr>
+                <w:rFonts w:ascii="Lato" w:hAnsi="Lato" w:cs="Lato"/>
+                <w:b/>
+                <w:i w:val="0"/>
+                <w:color w:val="00648B"/>
+                <w:sz w:val="16"/>
+              </w:rPr>
+              <w:t>Verdict</w:t>
+            </w:r>
+          </w:p>
+        </w:tc>
+        <w:tc>
+          <w:tcPr>
+            <w:tcW w:type="dxa" w:w="12134"/>
+          </w:tcPr>
+          <w:p>
+            <w:pPr>
+              <w:spacing w:after="20" w:before="0"/>
+            </w:pPr>
+            <w:r/>
+            <w:r>
+              <w:rPr>
+                <w:rFonts w:ascii="Lato" w:hAnsi="Lato" w:cs="Lato"/>
+                <w:b w:val="0"/>
+                <w:i w:val="0"/>
+                <w:color w:val="2B2F33"/>
+                <w:sz w:val="16"/>
+              </w:rPr>
+              <w:t>TMHCC broader (floating as standard).</w:t>
+            </w:r>
+          </w:p>
+        </w:tc>
+      </w:tr>
+      <w:tr>
+        <w:tc>
+          <w:tcPr>
+            <w:tcW w:type="dxa" w:w="2608"/>
+            <w:shd w:val="clear" w:color="auto" w:fill="EAF1F5"/>
+          </w:tcPr>
+          <w:p>
+            <w:pPr>
+              <w:spacing w:after="20" w:before="0"/>
+            </w:pPr>
+            <w:r/>
+            <w:r>
+              <w:rPr>
+                <w:rFonts w:ascii="Lato" w:hAnsi="Lato" w:cs="Lato"/>
+                <w:b/>
+                <w:i w:val="0"/>
+                <w:color w:val="00648B"/>
+                <w:sz w:val="16"/>
+              </w:rPr>
+              <w:t>Confirmation status</w:t>
+            </w:r>
+          </w:p>
+        </w:tc>
+        <w:tc>
+          <w:tcPr>
+            <w:tcW w:type="dxa" w:w="12134"/>
+          </w:tcPr>
+          <w:p>
+            <w:pPr>
+              <w:spacing w:after="20" w:before="0"/>
+            </w:pPr>
+            <w:r/>
+            <w:r>
+              <w:rPr>
+                <w:rFonts w:ascii="Lato" w:hAnsi="Lato" w:cs="Lato"/>
+                <w:b w:val="0"/>
+                <w:i w:val="0"/>
+                <w:color w:val="A4233B"/>
+                <w:sz w:val="16"/>
+              </w:rPr>
+              <w:t>UNCONFIRMED — verify competitor location-basis wordings.</w:t>
+            </w:r>
+          </w:p>
+        </w:tc>
+      </w:tr>
+    </w:tbl>
+    <w:p>
+      <w:pPr>
+        <w:spacing w:after="120"/>
+      </w:pPr>
+    </w:p>
+    <w:p>
+      <w:pPr>
+        <w:keepNext/>
+        <w:spacing w:before="120" w:after="20"/>
+      </w:pPr>
+      <w:r>
+        <w:rPr>
+          <w:rFonts w:ascii="Lato" w:hAnsi="Lato" w:cs="Lato"/>
+          <w:b/>
+          <w:i w:val="0"/>
+          <w:color w:val="B88A3C"/>
+          <w:sz w:val="20"/>
+        </w:rPr>
+        <w:t>Higher limits / broader automatic extensions</w:t>
+      </w:r>
+    </w:p>
+    <w:tbl>
+      <w:tblPr>
+        <w:tblW w:type="dxa" w:w="14742"/>
+        <w:jc w:val="center"/>
+        <w:tblBorders>
+          <w:top w:val="single" w:sz="4" w:space="0" w:color="D6DCE0"/>
+          <w:left w:val="single" w:sz="4" w:space="0" w:color="D6DCE0"/>
+          <w:bottom w:val="single" w:sz="4" w:space="0" w:color="D6DCE0"/>
+          <w:right w:val="single" w:sz="4" w:space="0" w:color="D6DCE0"/>
+          <w:insideH w:val="single" w:sz="4" w:space="0" w:color="D6DCE0"/>
+          <w:insideV w:val="single" w:sz="4" w:space="0" w:color="D6DCE0"/>
+        </w:tblBorders>
+        <w:tblLayout w:type="fixed"/>
+        <w:tblLook w:firstColumn="1" w:firstRow="1" w:lastColumn="0" w:lastRow="0" w:noHBand="0" w:noVBand="1" w:val="04A0"/>
+      </w:tblPr>
+      <w:tblGrid>
+        <w:gridCol w:w="2608"/>
+        <w:gridCol w:w="12134"/>
+      </w:tblGrid>
+      <w:tr>
+        <w:tc>
+          <w:tcPr>
+            <w:tcW w:type="dxa" w:w="2608"/>
+            <w:shd w:val="clear" w:color="auto" w:fill="EAF1F5"/>
+          </w:tcPr>
+          <w:p>
+            <w:pPr>
+              <w:spacing w:after="20" w:before="0"/>
+            </w:pPr>
+            <w:r/>
+            <w:r>
+              <w:rPr>
+                <w:rFonts w:ascii="Lato" w:hAnsi="Lato" w:cs="Lato"/>
+                <w:b/>
+                <w:i w:val="0"/>
+                <w:color w:val="00648B"/>
+                <w:sz w:val="16"/>
+              </w:rPr>
+              <w:t>TMHCC position</w:t>
+            </w:r>
+          </w:p>
+        </w:tc>
+        <w:tc>
+          <w:tcPr>
+            <w:tcW w:type="dxa" w:w="12134"/>
+          </w:tcPr>
+          <w:p>
+            <w:pPr>
+              <w:spacing w:after="20" w:before="0"/>
+            </w:pPr>
+            <w:r/>
+            <w:r>
+              <w:rPr>
+                <w:rFonts w:ascii="Lato" w:hAnsi="Lato" w:cs="Lato"/>
+                <w:b w:val="0"/>
+                <w:i w:val="0"/>
+                <w:color w:val="2B2F33"/>
+                <w:sz w:val="16"/>
+              </w:rPr>
+              <w:t>Section 12 carries Reputation Management (GBP 250k) and Withdrawal of Content (GBP 250k) as standard, Data-Protection defence costs (GBP 250k) and a Virus Transmission sub-limit of GBP 500k. The standalone Sections 13–15 add legal expenses, management liability and a full cyber section that most competitors lack entirely.</w:t>
+            </w:r>
+          </w:p>
+        </w:tc>
+      </w:tr>
+      <w:tr>
+        <w:tc>
+          <w:tcPr>
+            <w:tcW w:type="dxa" w:w="2608"/>
+            <w:shd w:val="clear" w:color="auto" w:fill="EAF1F5"/>
+          </w:tcPr>
+          <w:p>
+            <w:pPr>
+              <w:spacing w:after="20" w:before="0"/>
+            </w:pPr>
+            <w:r/>
+            <w:r>
+              <w:rPr>
+                <w:rFonts w:ascii="Lato" w:hAnsi="Lato" w:cs="Lato"/>
+                <w:b/>
+                <w:i w:val="0"/>
+                <w:color w:val="00648B"/>
+                <w:sz w:val="16"/>
+              </w:rPr>
+              <w:t>Our clause / page</w:t>
+            </w:r>
+          </w:p>
+        </w:tc>
+        <w:tc>
+          <w:tcPr>
+            <w:tcW w:type="dxa" w:w="12134"/>
+          </w:tcPr>
+          <w:p>
+            <w:pPr>
+              <w:spacing w:after="20" w:before="0"/>
+            </w:pPr>
+            <w:r/>
+            <w:r>
+              <w:rPr>
+                <w:rFonts w:ascii="Lato" w:hAnsi="Lato" w:cs="Lato"/>
+                <w:b w:val="0"/>
+                <w:i w:val="0"/>
+                <w:color w:val="2B2F33"/>
+                <w:sz w:val="16"/>
+              </w:rPr>
+              <w:t>Section 12 sub-limits + Sections 13–15 (contents p.73–103).</w:t>
+            </w:r>
+          </w:p>
+        </w:tc>
+      </w:tr>
+      <w:tr>
+        <w:tc>
+          <w:tcPr>
+            <w:tcW w:type="dxa" w:w="2608"/>
+            <w:shd w:val="clear" w:color="auto" w:fill="EAF1F5"/>
+          </w:tcPr>
+          <w:p>
+            <w:pPr>
+              <w:spacing w:after="20" w:before="0"/>
+            </w:pPr>
+            <w:r/>
+            <w:r>
+              <w:rPr>
+                <w:rFonts w:ascii="Lato" w:hAnsi="Lato" w:cs="Lato"/>
+                <w:b/>
+                <w:i w:val="0"/>
+                <w:color w:val="00648B"/>
+                <w:sz w:val="16"/>
+              </w:rPr>
+              <w:t>Competitor benchmark</w:t>
+            </w:r>
+          </w:p>
+        </w:tc>
+        <w:tc>
+          <w:tcPr>
+            <w:tcW w:type="dxa" w:w="12134"/>
+          </w:tcPr>
+          <w:p>
+            <w:pPr>
+              <w:spacing w:after="20" w:before="0"/>
+            </w:pPr>
+            <w:r/>
+            <w:r>
+              <w:rPr>
+                <w:rFonts w:ascii="Lato" w:hAnsi="Lato" w:cs="Lato"/>
+                <w:b w:val="0"/>
+                <w:i w:val="0"/>
+                <w:color w:val="2B2F33"/>
+                <w:sz w:val="16"/>
+              </w:rPr>
+              <w:t>Tysers virus transmission GBP 250k (TMHCC GBP 500k — higher); Tysers/Yutree match some S12 heads; Liberty/Allianz/AXA XL carry no media/PI/cyber/legal/management cover at all.</w:t>
+            </w:r>
+          </w:p>
+        </w:tc>
+      </w:tr>
+      <w:tr>
+        <w:tc>
+          <w:tcPr>
+            <w:tcW w:type="dxa" w:w="2608"/>
+            <w:shd w:val="clear" w:color="auto" w:fill="EAF1F5"/>
+          </w:tcPr>
+          <w:p>
+            <w:pPr>
+              <w:spacing w:after="20" w:before="0"/>
+            </w:pPr>
+            <w:r/>
+            <w:r>
+              <w:rPr>
+                <w:rFonts w:ascii="Lato" w:hAnsi="Lato" w:cs="Lato"/>
+                <w:b/>
+                <w:i w:val="0"/>
+                <w:color w:val="00648B"/>
+                <w:sz w:val="16"/>
+              </w:rPr>
+              <w:t>Verdict</w:t>
+            </w:r>
+          </w:p>
+        </w:tc>
+        <w:tc>
+          <w:tcPr>
+            <w:tcW w:type="dxa" w:w="12134"/>
+          </w:tcPr>
+          <w:p>
+            <w:pPr>
+              <w:spacing w:after="20" w:before="0"/>
+            </w:pPr>
+            <w:r/>
+            <w:r>
+              <w:rPr>
+                <w:rFonts w:ascii="Lato" w:hAnsi="Lato" w:cs="Lato"/>
+                <w:b w:val="0"/>
+                <w:i w:val="0"/>
+                <w:color w:val="2B2F33"/>
+                <w:sz w:val="16"/>
+              </w:rPr>
+              <w:t>TMHCC equivalent-or-higher on the shared heads and uniquely broad overall.</w:t>
+            </w:r>
+          </w:p>
+        </w:tc>
+      </w:tr>
+      <w:tr>
+        <w:tc>
+          <w:tcPr>
+            <w:tcW w:type="dxa" w:w="2608"/>
+            <w:shd w:val="clear" w:color="auto" w:fill="EAF1F5"/>
+          </w:tcPr>
+          <w:p>
+            <w:pPr>
+              <w:spacing w:after="20" w:before="0"/>
+            </w:pPr>
+            <w:r/>
+            <w:r>
+              <w:rPr>
+                <w:rFonts w:ascii="Lato" w:hAnsi="Lato" w:cs="Lato"/>
+                <w:b/>
+                <w:i w:val="0"/>
+                <w:color w:val="00648B"/>
+                <w:sz w:val="16"/>
+              </w:rPr>
+              <w:t>Confirmation status</w:t>
+            </w:r>
+          </w:p>
+        </w:tc>
+        <w:tc>
+          <w:tcPr>
+            <w:tcW w:type="dxa" w:w="12134"/>
+          </w:tcPr>
+          <w:p>
+            <w:pPr>
+              <w:spacing w:after="20" w:before="0"/>
+            </w:pPr>
+            <w:r/>
+            <w:r>
+              <w:rPr>
+                <w:rFonts w:ascii="Lato" w:hAnsi="Lato" w:cs="Lato"/>
+                <w:b w:val="0"/>
+                <w:i w:val="0"/>
+                <w:color w:val="A4233B"/>
+                <w:sz w:val="16"/>
+              </w:rPr>
+              <w:t>Virus GBP 500k vs Tysers GBP 250k CONFIRMED from extracts; other competitor limits UNCONFIRMED pending live wordings.</w:t>
+            </w:r>
+          </w:p>
+        </w:tc>
+      </w:tr>
+    </w:tbl>
+    <w:p>
+      <w:pPr>
+        <w:spacing w:after="120"/>
+      </w:pPr>
+    </w:p>
+    <w:p>
+      <w:pPr>
+        <w:keepNext/>
+        <w:spacing w:before="120" w:after="20"/>
+      </w:pPr>
+      <w:r>
+        <w:rPr>
+          <w:rFonts w:ascii="Lato" w:hAnsi="Lato" w:cs="Lato"/>
+          <w:b/>
+          <w:i w:val="0"/>
+          <w:color w:val="B88A3C"/>
+          <w:sz w:val="20"/>
+        </w:rPr>
+        <w:t>US / USA-Canada / jurisdiction position</w:t>
+      </w:r>
+    </w:p>
+    <w:tbl>
+      <w:tblPr>
+        <w:tblW w:type="dxa" w:w="14742"/>
+        <w:jc w:val="center"/>
+        <w:tblBorders>
+          <w:top w:val="single" w:sz="4" w:space="0" w:color="D6DCE0"/>
+          <w:left w:val="single" w:sz="4" w:space="0" w:color="D6DCE0"/>
+          <w:bottom w:val="single" w:sz="4" w:space="0" w:color="D6DCE0"/>
+          <w:right w:val="single" w:sz="4" w:space="0" w:color="D6DCE0"/>
+          <w:insideH w:val="single" w:sz="4" w:space="0" w:color="D6DCE0"/>
+          <w:insideV w:val="single" w:sz="4" w:space="0" w:color="D6DCE0"/>
+        </w:tblBorders>
+        <w:tblLayout w:type="fixed"/>
+        <w:tblLook w:firstColumn="1" w:firstRow="1" w:lastColumn="0" w:lastRow="0" w:noHBand="0" w:noVBand="1" w:val="04A0"/>
+      </w:tblPr>
+      <w:tblGrid>
+        <w:gridCol w:w="2608"/>
+        <w:gridCol w:w="12134"/>
+      </w:tblGrid>
+      <w:tr>
+        <w:tc>
+          <w:tcPr>
+            <w:tcW w:type="dxa" w:w="2608"/>
+            <w:shd w:val="clear" w:color="auto" w:fill="EAF1F5"/>
+          </w:tcPr>
+          <w:p>
+            <w:pPr>
+              <w:spacing w:after="20" w:before="0"/>
+            </w:pPr>
+            <w:r/>
+            <w:r>
+              <w:rPr>
+                <w:rFonts w:ascii="Lato" w:hAnsi="Lato" w:cs="Lato"/>
+                <w:b/>
+                <w:i w:val="0"/>
+                <w:color w:val="00648B"/>
+                <w:sz w:val="16"/>
+              </w:rPr>
+              <w:t>TMHCC position</w:t>
+            </w:r>
+          </w:p>
+        </w:tc>
+        <w:tc>
+          <w:tcPr>
+            <w:tcW w:type="dxa" w:w="12134"/>
+          </w:tcPr>
+          <w:p>
+            <w:pPr>
+              <w:spacing w:after="20" w:before="0"/>
+            </w:pPr>
+            <w:r/>
+            <w:r>
+              <w:rPr>
+                <w:rFonts w:ascii="Lato" w:hAnsi="Lato" w:cs="Lato"/>
+                <w:b w:val="0"/>
+                <w:i w:val="0"/>
+                <w:color w:val="2B2F33"/>
+                <w:sz w:val="16"/>
+              </w:rPr>
+              <w:t>The 'Jurisdiction' definition is 'worldwide but excluding the USA (and its territories/possessions) and Canada' where the Schedule is silent; Section 12 additionally excludes claims brought, or governed by laws, outside the Jurisdiction ('Legal Action' exclusion) and work outside the Schedule 'Geographical Limits'. USA/Canada is therefore a deliberate, rated option rather than automatic.</w:t>
+            </w:r>
+          </w:p>
+        </w:tc>
+      </w:tr>
+      <w:tr>
+        <w:tc>
+          <w:tcPr>
+            <w:tcW w:type="dxa" w:w="2608"/>
+            <w:shd w:val="clear" w:color="auto" w:fill="EAF1F5"/>
+          </w:tcPr>
+          <w:p>
+            <w:pPr>
+              <w:spacing w:after="20" w:before="0"/>
+            </w:pPr>
+            <w:r/>
+            <w:r>
+              <w:rPr>
+                <w:rFonts w:ascii="Lato" w:hAnsi="Lato" w:cs="Lato"/>
+                <w:b/>
+                <w:i w:val="0"/>
+                <w:color w:val="00648B"/>
+                <w:sz w:val="16"/>
+              </w:rPr>
+              <w:t>Our clause / page</w:t>
+            </w:r>
+          </w:p>
+        </w:tc>
+        <w:tc>
+          <w:tcPr>
+            <w:tcW w:type="dxa" w:w="12134"/>
+          </w:tcPr>
+          <w:p>
+            <w:pPr>
+              <w:spacing w:after="20" w:before="0"/>
+            </w:pPr>
+            <w:r/>
+            <w:r>
+              <w:rPr>
+                <w:rFonts w:ascii="Lato" w:hAnsi="Lato" w:cs="Lato"/>
+                <w:b w:val="0"/>
+                <w:i w:val="0"/>
+                <w:color w:val="2B2F33"/>
+                <w:sz w:val="16"/>
+              </w:rPr>
+              <w:t>General Definitions 'Jurisdiction'; Section 12 'Geographical Limits' &amp; 'Legal Action' exclusions (contents p.73+).</w:t>
+            </w:r>
+          </w:p>
+        </w:tc>
+      </w:tr>
+      <w:tr>
+        <w:tc>
+          <w:tcPr>
+            <w:tcW w:type="dxa" w:w="2608"/>
+            <w:shd w:val="clear" w:color="auto" w:fill="EAF1F5"/>
+          </w:tcPr>
+          <w:p>
+            <w:pPr>
+              <w:spacing w:after="20" w:before="0"/>
+            </w:pPr>
+            <w:r/>
+            <w:r>
+              <w:rPr>
+                <w:rFonts w:ascii="Lato" w:hAnsi="Lato" w:cs="Lato"/>
+                <w:b/>
+                <w:i w:val="0"/>
+                <w:color w:val="00648B"/>
+                <w:sz w:val="16"/>
+              </w:rPr>
+              <w:t>Competitor benchmark</w:t>
+            </w:r>
+          </w:p>
+        </w:tc>
+        <w:tc>
+          <w:tcPr>
+            <w:tcW w:type="dxa" w:w="12134"/>
+          </w:tcPr>
+          <w:p>
+            <w:pPr>
+              <w:spacing w:after="20" w:before="0"/>
+            </w:pPr>
+            <w:r/>
+            <w:r>
+              <w:rPr>
+                <w:rFonts w:ascii="Lato" w:hAnsi="Lato" w:cs="Lato"/>
+                <w:b w:val="0"/>
+                <w:i w:val="0"/>
+                <w:color w:val="2B2F33"/>
+                <w:sz w:val="16"/>
+              </w:rPr>
+              <w:t>Tysers PI is worldwide with no jurisdiction exclusion (broader on territory); AXA XL by contrast excludes terrorism and punitive damages absolutely — evidence that disciplined territory/peril restrictions are market-normal.</w:t>
+            </w:r>
+          </w:p>
+        </w:tc>
+      </w:tr>
+      <w:tr>
+        <w:tc>
+          <w:tcPr>
+            <w:tcW w:type="dxa" w:w="2608"/>
+            <w:shd w:val="clear" w:color="auto" w:fill="EAF1F5"/>
+          </w:tcPr>
+          <w:p>
+            <w:pPr>
+              <w:spacing w:after="20" w:before="0"/>
+            </w:pPr>
+            <w:r/>
+            <w:r>
+              <w:rPr>
+                <w:rFonts w:ascii="Lato" w:hAnsi="Lato" w:cs="Lato"/>
+                <w:b/>
+                <w:i w:val="0"/>
+                <w:color w:val="00648B"/>
+                <w:sz w:val="16"/>
+              </w:rPr>
+              <w:t>Verdict</w:t>
+            </w:r>
+          </w:p>
+        </w:tc>
+        <w:tc>
+          <w:tcPr>
+            <w:tcW w:type="dxa" w:w="12134"/>
+          </w:tcPr>
+          <w:p>
+            <w:pPr>
+              <w:spacing w:after="20" w:before="0"/>
+            </w:pPr>
+            <w:r/>
+            <w:r>
+              <w:rPr>
+                <w:rFonts w:ascii="Lato" w:hAnsi="Lato" w:cs="Lato"/>
+                <w:b w:val="0"/>
+                <w:i w:val="0"/>
+                <w:color w:val="2B2F33"/>
+                <w:sz w:val="16"/>
+              </w:rPr>
+              <w:t>More disciplined than Tysers on territory by design; worldwide-ex-US/Canada by default. US/Canada offered as a rated option (links to Gap 2).</w:t>
+            </w:r>
+          </w:p>
+        </w:tc>
+      </w:tr>
+      <w:tr>
+        <w:tc>
+          <w:tcPr>
+            <w:tcW w:type="dxa" w:w="2608"/>
+            <w:shd w:val="clear" w:color="auto" w:fill="EAF1F5"/>
+          </w:tcPr>
+          <w:p>
+            <w:pPr>
+              <w:spacing w:after="20" w:before="0"/>
+            </w:pPr>
+            <w:r/>
+            <w:r>
+              <w:rPr>
+                <w:rFonts w:ascii="Lato" w:hAnsi="Lato" w:cs="Lato"/>
+                <w:b/>
+                <w:i w:val="0"/>
+                <w:color w:val="00648B"/>
+                <w:sz w:val="16"/>
+              </w:rPr>
+              <w:t>Confirmation status</w:t>
+            </w:r>
+          </w:p>
+        </w:tc>
+        <w:tc>
+          <w:tcPr>
+            <w:tcW w:type="dxa" w:w="12134"/>
+          </w:tcPr>
+          <w:p>
+            <w:pPr>
+              <w:spacing w:after="20" w:before="0"/>
+            </w:pPr>
+            <w:r/>
+            <w:r>
+              <w:rPr>
+                <w:rFonts w:ascii="Lato" w:hAnsi="Lato" w:cs="Lato"/>
+                <w:b w:val="0"/>
+                <w:i w:val="0"/>
+                <w:color w:val="2B2F33"/>
+                <w:sz w:val="16"/>
+              </w:rPr>
+              <w:t>Underwriting/legal sensitivity — any worldwide/US-Canada widening is a Section 12 sign-off item.</w:t>
+            </w:r>
+          </w:p>
+        </w:tc>
+      </w:tr>
+    </w:tbl>
+    <w:p>
+      <w:pPr>
+        <w:spacing w:after="120"/>
+      </w:pPr>
+    </w:p>
+    <w:tbl>
+      <w:tblPr>
+        <w:tblW w:type="pct" w:w="5000"/>
+        <w:tblLayout w:type="fixed"/>
+        <w:tblLook w:firstColumn="1" w:firstRow="1" w:lastColumn="0" w:lastRow="0" w:noHBand="0" w:noVBand="1" w:val="04A0"/>
+      </w:tblPr>
+      <w:tblGrid>
+        <w:gridCol w:w="15138"/>
+      </w:tblGrid>
+      <w:tr>
+        <w:tc>
+          <w:tcPr>
+            <w:tcW w:type="dxa" w:w="15138"/>
+            <w:shd w:val="clear" w:color="auto" w:fill="EAF1F5"/>
+            <w:tcBorders>
+              <w:top w:val="single" w:sz="4" w:space="0" w:color="00648B"/>
+              <w:left w:val="single" w:sz="22" w:space="0" w:color="00648B"/>
+              <w:bottom w:val="single" w:sz="4" w:space="0" w:color="00648B"/>
+              <w:right w:val="single" w:sz="4" w:space="0" w:color="00648B"/>
+            </w:tcBorders>
+          </w:tcPr>
+          <w:p>
+            <w:pPr>
+              <w:spacing w:after="40" w:before="40"/>
+            </w:pPr>
+            <w:r/>
+            <w:r>
+              <w:rPr>
+                <w:rFonts w:ascii="Lato" w:hAnsi="Lato" w:cs="Lato"/>
+                <w:b/>
+                <w:i w:val="0"/>
+                <w:color w:val="00648B"/>
+                <w:sz w:val="19"/>
+              </w:rPr>
+              <w:t xml:space="preserve">Discipline:  </w:t>
+            </w:r>
+            <w:r>
+              <w:rPr>
+                <w:rFonts w:ascii="Lato" w:hAnsi="Lato" w:cs="Lato"/>
+                <w:b w:val="0"/>
+                <w:i w:val="0"/>
+                <w:color w:val="2B2F33"/>
+                <w:sz w:val="19"/>
+              </w:rPr>
+              <w:t>TMHCC is not forced to win rows the wording does not support. The Section 2 worldwide and floating-contents positions are confirmed in the TMHCC wording; the competitor day-limits and location-basis points are marked UNCONFIRMED until the live competitor wordings are re-checked clause-by-clause.</w:t>
+            </w:r>
+          </w:p>
+        </w:tc>
+      </w:tr>
+    </w:tbl>
+    <w:p>
+      <w:pPr>
+        <w:spacing w:after="80"/>
+      </w:pPr>
+    </w:p>
     <w:p>
       <w:r>
         <w:br w:type="page"/>

--- a/deliverables/TMHCC_Media_Coverage_Comparison_FULL.docx
+++ b/deliverables/TMHCC_Media_Coverage_Comparison_FULL.docx
@@ -93,7 +93,7 @@
           <w:color w:val="2B2F33"/>
           <w:sz w:val="26"/>
         </w:rPr>
-        <w:t>How the Tokio Marine HCC Media &amp; Music Combined wording compares, section by section, with five other entertainment-market wordings (Tysers/Zurich, Yutree/AXA, Liberty, Allianz and AXA XL).</w:t>
+        <w:t>How the Tokio Marine HCC Media &amp; Music Combined wording compares, section by section, with six other entertainment-market wordings (Tysers/Zurich, Yutree/AXA, Liberty, Allianz, AXA XL and Entertainment Elite).</w:t>
       </w:r>
     </w:p>
     <w:p>
@@ -216,6 +216,23 @@
     </w:p>
     <w:p>
       <w:pPr>
+        <w:pStyle w:val="ListBullet"/>
+        <w:spacing w:after="40"/>
+        <w:ind w:left="340"/>
+      </w:pPr>
+      <w:r>
+        <w:rPr>
+          <w:rFonts w:ascii="Lato" w:hAnsi="Lato" w:cs="Lato"/>
+          <w:b w:val="0"/>
+          <w:i w:val="0"/>
+          <w:color w:val="2B2F33"/>
+          <w:sz w:val="19"/>
+        </w:rPr>
+        <w:t>Ent. Elite — Entertainment Elite Policy (v3.2) (Entertainment Elite (entertainment package wording)); 8 sections (Property/BI/Money/Liability/Terrorism)</w:t>
+      </w:r>
+    </w:p>
+    <w:p>
+      <w:pPr>
         <w:spacing w:after="200"/>
       </w:pPr>
     </w:p>
@@ -296,7 +313,7 @@
           <w:color w:val="2B2F33"/>
           <w:sz w:val="19"/>
         </w:rPr>
-        <w:t>The TMHCC Media &amp; Music Combined wording is the broadest in this peer group. It is the only wording that brings all fifteen covers together in a single contract, and the only one to include Loss of Licence, Commercial Legal Expenses, Management Liability and a genuine standalone Cyber-liability section. Three of the five competitors (Liberty, Allianz and AXA XL) are property / business-interruption / liability packages with no media, professional-indemnity, production-indemnity, cyber, legal-expenses or management-liability cover at all.</w:t>
+        <w:t>The TMHCC Media &amp; Music Combined wording is the broadest in this peer group. It is the only wording that brings all fifteen covers together in a single contract, and the only one to include Loss of Licence, Commercial Legal Expenses, Management Liability and a genuine standalone Cyber-liability section. Four of the six competitors (Liberty, Allianz, AXA XL and Entertainment Elite) are property / business-interruption / liability packages with no media, professional-indemnity, production-indemnity, cyber, legal-expenses or management-liability cover at all.</w:t>
       </w:r>
     </w:p>
     <w:p>
@@ -350,7 +367,7 @@
           <w:color w:val="2B2F33"/>
           <w:sz w:val="19"/>
         </w:rPr>
-        <w:t>Loss of Licence, Commercial Legal Expenses, Management Liability and standalone CyberGuard™ (Cyber Liability) — not offered by any of the five competitors reviewed.</w:t>
+        <w:t>Loss of Licence, Commercial Legal Expenses, Management Liability and standalone CyberGuard™ (Cyber Liability) — not offered by any of the six competitors reviewed.</w:t>
       </w:r>
     </w:p>
     <w:p>
@@ -1079,6 +1096,92 @@
           </w:p>
         </w:tc>
       </w:tr>
+      <w:tr>
+        <w:tc>
+          <w:tcPr>
+            <w:tcW w:type="dxa" w:w="2041"/>
+          </w:tcPr>
+          <w:p>
+            <w:pPr>
+              <w:spacing w:after="20" w:before="0"/>
+            </w:pPr>
+            <w:r/>
+            <w:r>
+              <w:rPr>
+                <w:rFonts w:ascii="Lato" w:hAnsi="Lato" w:cs="Lato"/>
+                <w:b/>
+                <w:i w:val="0"/>
+                <w:color w:val="00648B"/>
+                <w:sz w:val="17"/>
+              </w:rPr>
+              <w:t>Ent. Elite</w:t>
+            </w:r>
+          </w:p>
+        </w:tc>
+        <w:tc>
+          <w:tcPr>
+            <w:tcW w:type="dxa" w:w="5386"/>
+          </w:tcPr>
+          <w:p>
+            <w:pPr>
+              <w:spacing w:after="20" w:before="0"/>
+            </w:pPr>
+            <w:r/>
+            <w:r>
+              <w:rPr>
+                <w:rFonts w:ascii="Lato" w:hAnsi="Lato" w:cs="Lato"/>
+                <w:b w:val="0"/>
+                <w:i w:val="0"/>
+                <w:color w:val="2B2F33"/>
+                <w:sz w:val="16"/>
+              </w:rPr>
+              <w:t>Entertainment Elite Policy (v3.2)</w:t>
+            </w:r>
+          </w:p>
+        </w:tc>
+        <w:tc>
+          <w:tcPr>
+            <w:tcW w:type="dxa" w:w="3969"/>
+          </w:tcPr>
+          <w:p>
+            <w:pPr>
+              <w:spacing w:after="20" w:before="0"/>
+            </w:pPr>
+            <w:r/>
+            <w:r>
+              <w:rPr>
+                <w:rFonts w:ascii="Lato" w:hAnsi="Lato" w:cs="Lato"/>
+                <w:b w:val="0"/>
+                <w:i w:val="0"/>
+                <w:color w:val="2B2F33"/>
+                <w:sz w:val="16"/>
+              </w:rPr>
+              <w:t>Entertainment Elite (entertainment package wording)</w:t>
+            </w:r>
+          </w:p>
+        </w:tc>
+        <w:tc>
+          <w:tcPr>
+            <w:tcW w:type="dxa" w:w="3345"/>
+          </w:tcPr>
+          <w:p>
+            <w:pPr>
+              <w:spacing w:after="20" w:before="0"/>
+            </w:pPr>
+            <w:r/>
+            <w:r>
+              <w:rPr>
+                <w:rFonts w:ascii="Lato" w:hAnsi="Lato" w:cs="Lato"/>
+                <w:b w:val="0"/>
+                <w:i w:val="0"/>
+                <w:color w:val="2B2F33"/>
+                <w:sz w:val="16"/>
+              </w:rPr>
+              <w:t>8 sections (Property/BI/Money/Liability/Terrorism)</w:t>
+            </w:r>
+          </w:p>
+        </w:tc>
+      </w:tr>
     </w:tbl>
     <w:p>
       <w:pPr>
@@ -1301,7 +1404,7 @@
     </w:p>
     <w:tbl>
       <w:tblPr>
-        <w:tblW w:type="dxa" w:w="14742"/>
+        <w:tblW w:type="dxa" w:w="13268"/>
         <w:jc w:val="center"/>
         <w:tblBorders>
           <w:top w:val="single" w:sz="4" w:space="0" w:color="D6DCE0"/>
@@ -1315,19 +1418,20 @@
         <w:tblLook w:firstColumn="1" w:firstRow="1" w:lastColumn="0" w:lastRow="0" w:noHBand="0" w:noVBand="1" w:val="04A0"/>
       </w:tblPr>
       <w:tblGrid>
-        <w:gridCol w:w="2835"/>
-        <w:gridCol w:w="964"/>
-        <w:gridCol w:w="964"/>
-        <w:gridCol w:w="964"/>
-        <w:gridCol w:w="964"/>
-        <w:gridCol w:w="964"/>
-        <w:gridCol w:w="964"/>
-        <w:gridCol w:w="6124"/>
+        <w:gridCol w:w="2211"/>
+        <w:gridCol w:w="850"/>
+        <w:gridCol w:w="850"/>
+        <w:gridCol w:w="850"/>
+        <w:gridCol w:w="850"/>
+        <w:gridCol w:w="850"/>
+        <w:gridCol w:w="850"/>
+        <w:gridCol w:w="850"/>
+        <w:gridCol w:w="5103"/>
       </w:tblGrid>
       <w:tr>
         <w:tc>
           <w:tcPr>
-            <w:tcW w:type="dxa" w:w="2835"/>
+            <w:tcW w:type="dxa" w:w="2211"/>
             <w:shd w:val="clear" w:color="auto" w:fill="00648B"/>
           </w:tcPr>
           <w:p>
@@ -1350,7 +1454,7 @@
         </w:tc>
         <w:tc>
           <w:tcPr>
-            <w:tcW w:type="dxa" w:w="964"/>
+            <w:tcW w:type="dxa" w:w="850"/>
             <w:shd w:val="clear" w:color="auto" w:fill="00648B"/>
           </w:tcPr>
           <w:p>
@@ -1373,7 +1477,7 @@
         </w:tc>
         <w:tc>
           <w:tcPr>
-            <w:tcW w:type="dxa" w:w="964"/>
+            <w:tcW w:type="dxa" w:w="850"/>
             <w:shd w:val="clear" w:color="auto" w:fill="00648B"/>
           </w:tcPr>
           <w:p>
@@ -1412,7 +1516,7 @@
         </w:tc>
         <w:tc>
           <w:tcPr>
-            <w:tcW w:type="dxa" w:w="964"/>
+            <w:tcW w:type="dxa" w:w="850"/>
             <w:shd w:val="clear" w:color="auto" w:fill="00648B"/>
           </w:tcPr>
           <w:p>
@@ -1451,7 +1555,7 @@
         </w:tc>
         <w:tc>
           <w:tcPr>
-            <w:tcW w:type="dxa" w:w="964"/>
+            <w:tcW w:type="dxa" w:w="850"/>
             <w:shd w:val="clear" w:color="auto" w:fill="00648B"/>
           </w:tcPr>
           <w:p>
@@ -1474,7 +1578,7 @@
         </w:tc>
         <w:tc>
           <w:tcPr>
-            <w:tcW w:type="dxa" w:w="964"/>
+            <w:tcW w:type="dxa" w:w="850"/>
             <w:shd w:val="clear" w:color="auto" w:fill="00648B"/>
           </w:tcPr>
           <w:p>
@@ -1497,7 +1601,7 @@
         </w:tc>
         <w:tc>
           <w:tcPr>
-            <w:tcW w:type="dxa" w:w="964"/>
+            <w:tcW w:type="dxa" w:w="850"/>
             <w:shd w:val="clear" w:color="auto" w:fill="00648B"/>
           </w:tcPr>
           <w:p>
@@ -1520,7 +1624,46 @@
         </w:tc>
         <w:tc>
           <w:tcPr>
-            <w:tcW w:type="dxa" w:w="6123"/>
+            <w:tcW w:type="dxa" w:w="850"/>
+            <w:shd w:val="clear" w:color="auto" w:fill="00648B"/>
+          </w:tcPr>
+          <w:p>
+            <w:pPr>
+              <w:spacing w:after="20" w:before="0"/>
+              <w:jc w:val="center"/>
+            </w:pPr>
+            <w:r/>
+            <w:r>
+              <w:rPr>
+                <w:rFonts w:ascii="Lato" w:hAnsi="Lato" w:cs="Lato"/>
+                <w:b/>
+                <w:i w:val="0"/>
+                <w:color w:val="FFFFFF"/>
+                <w:sz w:val="17"/>
+              </w:rPr>
+              <w:t>Ent.</w:t>
+            </w:r>
+          </w:p>
+          <w:p>
+            <w:pPr>
+              <w:spacing w:after="20" w:before="0"/>
+              <w:jc w:val="center"/>
+            </w:pPr>
+            <w:r>
+              <w:rPr>
+                <w:rFonts w:ascii="Lato" w:hAnsi="Lato" w:cs="Lato"/>
+                <w:b/>
+                <w:i w:val="0"/>
+                <w:color w:val="FFFFFF"/>
+                <w:sz w:val="17"/>
+              </w:rPr>
+              <w:t>Elite</w:t>
+            </w:r>
+          </w:p>
+        </w:tc>
+        <w:tc>
+          <w:tcPr>
+            <w:tcW w:type="dxa" w:w="5102"/>
             <w:shd w:val="clear" w:color="auto" w:fill="00648B"/>
           </w:tcPr>
           <w:p>
@@ -1545,7 +1688,7 @@
       <w:tr>
         <w:tc>
           <w:tcPr>
-            <w:tcW w:type="dxa" w:w="2835"/>
+            <w:tcW w:type="dxa" w:w="2211"/>
           </w:tcPr>
           <w:p>
             <w:pPr>
@@ -1566,7 +1709,7 @@
         </w:tc>
         <w:tc>
           <w:tcPr>
-            <w:tcW w:type="dxa" w:w="964"/>
+            <w:tcW w:type="dxa" w:w="850"/>
             <w:shd w:val="clear" w:color="auto" w:fill="E3F1E8"/>
           </w:tcPr>
           <w:p>
@@ -1589,7 +1732,7 @@
         </w:tc>
         <w:tc>
           <w:tcPr>
-            <w:tcW w:type="dxa" w:w="964"/>
+            <w:tcW w:type="dxa" w:w="850"/>
             <w:shd w:val="clear" w:color="auto" w:fill="E3F1E8"/>
           </w:tcPr>
           <w:p>
@@ -1612,7 +1755,7 @@
         </w:tc>
         <w:tc>
           <w:tcPr>
-            <w:tcW w:type="dxa" w:w="964"/>
+            <w:tcW w:type="dxa" w:w="850"/>
             <w:shd w:val="clear" w:color="auto" w:fill="E3F1E8"/>
           </w:tcPr>
           <w:p>
@@ -1635,7 +1778,7 @@
         </w:tc>
         <w:tc>
           <w:tcPr>
-            <w:tcW w:type="dxa" w:w="964"/>
+            <w:tcW w:type="dxa" w:w="850"/>
             <w:shd w:val="clear" w:color="auto" w:fill="E3F1E8"/>
           </w:tcPr>
           <w:p>
@@ -1658,7 +1801,7 @@
         </w:tc>
         <w:tc>
           <w:tcPr>
-            <w:tcW w:type="dxa" w:w="964"/>
+            <w:tcW w:type="dxa" w:w="850"/>
             <w:shd w:val="clear" w:color="auto" w:fill="E3F1E8"/>
           </w:tcPr>
           <w:p>
@@ -1681,7 +1824,7 @@
         </w:tc>
         <w:tc>
           <w:tcPr>
-            <w:tcW w:type="dxa" w:w="964"/>
+            <w:tcW w:type="dxa" w:w="850"/>
             <w:shd w:val="clear" w:color="auto" w:fill="E3F1E8"/>
           </w:tcPr>
           <w:p>
@@ -1704,7 +1847,30 @@
         </w:tc>
         <w:tc>
           <w:tcPr>
-            <w:tcW w:type="dxa" w:w="6124"/>
+            <w:tcW w:type="dxa" w:w="850"/>
+            <w:shd w:val="clear" w:color="auto" w:fill="E3F1E8"/>
+          </w:tcPr>
+          <w:p>
+            <w:pPr>
+              <w:spacing w:after="0" w:before="0"/>
+              <w:jc w:val="center"/>
+            </w:pPr>
+            <w:r/>
+            <w:r>
+              <w:rPr>
+                <w:rFonts w:ascii="Lato" w:hAnsi="Lato" w:cs="Lato"/>
+                <w:b/>
+                <w:i w:val="0"/>
+                <w:color w:val="1B7A3D"/>
+                <w:sz w:val="21"/>
+              </w:rPr>
+              <w:t>✓</w:t>
+            </w:r>
+          </w:p>
+        </w:tc>
+        <w:tc>
+          <w:tcPr>
+            <w:tcW w:type="dxa" w:w="5103"/>
           </w:tcPr>
           <w:p>
             <w:pPr>
@@ -1727,7 +1893,7 @@
       <w:tr>
         <w:tc>
           <w:tcPr>
-            <w:tcW w:type="dxa" w:w="2835"/>
+            <w:tcW w:type="dxa" w:w="2211"/>
             <w:shd w:val="clear" w:color="auto" w:fill="F4F7F9"/>
           </w:tcPr>
           <w:p>
@@ -1749,7 +1915,7 @@
         </w:tc>
         <w:tc>
           <w:tcPr>
-            <w:tcW w:type="dxa" w:w="964"/>
+            <w:tcW w:type="dxa" w:w="850"/>
             <w:shd w:val="clear" w:color="auto" w:fill="E3F1E8"/>
           </w:tcPr>
           <w:p>
@@ -1772,7 +1938,7 @@
         </w:tc>
         <w:tc>
           <w:tcPr>
-            <w:tcW w:type="dxa" w:w="964"/>
+            <w:tcW w:type="dxa" w:w="850"/>
             <w:shd w:val="clear" w:color="auto" w:fill="E3F1E8"/>
           </w:tcPr>
           <w:p>
@@ -1795,7 +1961,7 @@
         </w:tc>
         <w:tc>
           <w:tcPr>
-            <w:tcW w:type="dxa" w:w="964"/>
+            <w:tcW w:type="dxa" w:w="850"/>
             <w:shd w:val="clear" w:color="auto" w:fill="E3F1E8"/>
           </w:tcPr>
           <w:p>
@@ -1818,7 +1984,7 @@
         </w:tc>
         <w:tc>
           <w:tcPr>
-            <w:tcW w:type="dxa" w:w="964"/>
+            <w:tcW w:type="dxa" w:w="850"/>
             <w:shd w:val="clear" w:color="auto" w:fill="FBF1DA"/>
           </w:tcPr>
           <w:p>
@@ -1841,7 +2007,7 @@
         </w:tc>
         <w:tc>
           <w:tcPr>
-            <w:tcW w:type="dxa" w:w="964"/>
+            <w:tcW w:type="dxa" w:w="850"/>
             <w:shd w:val="clear" w:color="auto" w:fill="E3F1E8"/>
           </w:tcPr>
           <w:p>
@@ -1864,7 +2030,7 @@
         </w:tc>
         <w:tc>
           <w:tcPr>
-            <w:tcW w:type="dxa" w:w="964"/>
+            <w:tcW w:type="dxa" w:w="850"/>
             <w:shd w:val="clear" w:color="auto" w:fill="E3F1E8"/>
           </w:tcPr>
           <w:p>
@@ -1887,7 +2053,30 @@
         </w:tc>
         <w:tc>
           <w:tcPr>
-            <w:tcW w:type="dxa" w:w="6124"/>
+            <w:tcW w:type="dxa" w:w="850"/>
+            <w:shd w:val="clear" w:color="auto" w:fill="E3F1E8"/>
+          </w:tcPr>
+          <w:p>
+            <w:pPr>
+              <w:spacing w:after="0" w:before="0"/>
+              <w:jc w:val="center"/>
+            </w:pPr>
+            <w:r/>
+            <w:r>
+              <w:rPr>
+                <w:rFonts w:ascii="Lato" w:hAnsi="Lato" w:cs="Lato"/>
+                <w:b/>
+                <w:i w:val="0"/>
+                <w:color w:val="1B7A3D"/>
+                <w:sz w:val="21"/>
+              </w:rPr>
+              <w:t>✓</w:t>
+            </w:r>
+          </w:p>
+        </w:tc>
+        <w:tc>
+          <w:tcPr>
+            <w:tcW w:type="dxa" w:w="5103"/>
             <w:shd w:val="clear" w:color="auto" w:fill="F4F7F9"/>
           </w:tcPr>
           <w:p>
@@ -1911,7 +2100,7 @@
       <w:tr>
         <w:tc>
           <w:tcPr>
-            <w:tcW w:type="dxa" w:w="2835"/>
+            <w:tcW w:type="dxa" w:w="2211"/>
           </w:tcPr>
           <w:p>
             <w:pPr>
@@ -1932,7 +2121,7 @@
         </w:tc>
         <w:tc>
           <w:tcPr>
-            <w:tcW w:type="dxa" w:w="964"/>
+            <w:tcW w:type="dxa" w:w="850"/>
             <w:shd w:val="clear" w:color="auto" w:fill="E3F1E8"/>
           </w:tcPr>
           <w:p>
@@ -1955,7 +2144,7 @@
         </w:tc>
         <w:tc>
           <w:tcPr>
-            <w:tcW w:type="dxa" w:w="964"/>
+            <w:tcW w:type="dxa" w:w="850"/>
             <w:shd w:val="clear" w:color="auto" w:fill="E3F1E8"/>
           </w:tcPr>
           <w:p>
@@ -1978,7 +2167,7 @@
         </w:tc>
         <w:tc>
           <w:tcPr>
-            <w:tcW w:type="dxa" w:w="964"/>
+            <w:tcW w:type="dxa" w:w="850"/>
             <w:shd w:val="clear" w:color="auto" w:fill="E3F1E8"/>
           </w:tcPr>
           <w:p>
@@ -2001,7 +2190,7 @@
         </w:tc>
         <w:tc>
           <w:tcPr>
-            <w:tcW w:type="dxa" w:w="964"/>
+            <w:tcW w:type="dxa" w:w="850"/>
             <w:shd w:val="clear" w:color="auto" w:fill="E3F1E8"/>
           </w:tcPr>
           <w:p>
@@ -2024,7 +2213,7 @@
         </w:tc>
         <w:tc>
           <w:tcPr>
-            <w:tcW w:type="dxa" w:w="964"/>
+            <w:tcW w:type="dxa" w:w="850"/>
             <w:shd w:val="clear" w:color="auto" w:fill="E3F1E8"/>
           </w:tcPr>
           <w:p>
@@ -2047,7 +2236,7 @@
         </w:tc>
         <w:tc>
           <w:tcPr>
-            <w:tcW w:type="dxa" w:w="964"/>
+            <w:tcW w:type="dxa" w:w="850"/>
             <w:shd w:val="clear" w:color="auto" w:fill="E3F1E8"/>
           </w:tcPr>
           <w:p>
@@ -2070,7 +2259,30 @@
         </w:tc>
         <w:tc>
           <w:tcPr>
-            <w:tcW w:type="dxa" w:w="6124"/>
+            <w:tcW w:type="dxa" w:w="850"/>
+            <w:shd w:val="clear" w:color="auto" w:fill="E3F1E8"/>
+          </w:tcPr>
+          <w:p>
+            <w:pPr>
+              <w:spacing w:after="0" w:before="0"/>
+              <w:jc w:val="center"/>
+            </w:pPr>
+            <w:r/>
+            <w:r>
+              <w:rPr>
+                <w:rFonts w:ascii="Lato" w:hAnsi="Lato" w:cs="Lato"/>
+                <w:b/>
+                <w:i w:val="0"/>
+                <w:color w:val="1B7A3D"/>
+                <w:sz w:val="21"/>
+              </w:rPr>
+              <w:t>✓</w:t>
+            </w:r>
+          </w:p>
+        </w:tc>
+        <w:tc>
+          <w:tcPr>
+            <w:tcW w:type="dxa" w:w="5103"/>
           </w:tcPr>
           <w:p>
             <w:pPr>
@@ -2093,7 +2305,7 @@
       <w:tr>
         <w:tc>
           <w:tcPr>
-            <w:tcW w:type="dxa" w:w="2835"/>
+            <w:tcW w:type="dxa" w:w="2211"/>
             <w:shd w:val="clear" w:color="auto" w:fill="F4F7F9"/>
           </w:tcPr>
           <w:p>
@@ -2115,7 +2327,7 @@
         </w:tc>
         <w:tc>
           <w:tcPr>
-            <w:tcW w:type="dxa" w:w="964"/>
+            <w:tcW w:type="dxa" w:w="850"/>
             <w:shd w:val="clear" w:color="auto" w:fill="E3F1E8"/>
           </w:tcPr>
           <w:p>
@@ -2138,7 +2350,7 @@
         </w:tc>
         <w:tc>
           <w:tcPr>
-            <w:tcW w:type="dxa" w:w="964"/>
+            <w:tcW w:type="dxa" w:w="850"/>
             <w:shd w:val="clear" w:color="auto" w:fill="FBE6EA"/>
           </w:tcPr>
           <w:p>
@@ -2161,7 +2373,7 @@
         </w:tc>
         <w:tc>
           <w:tcPr>
-            <w:tcW w:type="dxa" w:w="964"/>
+            <w:tcW w:type="dxa" w:w="850"/>
             <w:shd w:val="clear" w:color="auto" w:fill="E3F1E8"/>
           </w:tcPr>
           <w:p>
@@ -2184,7 +2396,7 @@
         </w:tc>
         <w:tc>
           <w:tcPr>
-            <w:tcW w:type="dxa" w:w="964"/>
+            <w:tcW w:type="dxa" w:w="850"/>
             <w:shd w:val="clear" w:color="auto" w:fill="E3F1E8"/>
           </w:tcPr>
           <w:p>
@@ -2207,7 +2419,7 @@
         </w:tc>
         <w:tc>
           <w:tcPr>
-            <w:tcW w:type="dxa" w:w="964"/>
+            <w:tcW w:type="dxa" w:w="850"/>
             <w:shd w:val="clear" w:color="auto" w:fill="E3F1E8"/>
           </w:tcPr>
           <w:p>
@@ -2230,7 +2442,7 @@
         </w:tc>
         <w:tc>
           <w:tcPr>
-            <w:tcW w:type="dxa" w:w="964"/>
+            <w:tcW w:type="dxa" w:w="850"/>
             <w:shd w:val="clear" w:color="auto" w:fill="FBE6EA"/>
           </w:tcPr>
           <w:p>
@@ -2253,7 +2465,30 @@
         </w:tc>
         <w:tc>
           <w:tcPr>
-            <w:tcW w:type="dxa" w:w="6124"/>
+            <w:tcW w:type="dxa" w:w="850"/>
+            <w:shd w:val="clear" w:color="auto" w:fill="E3F1E8"/>
+          </w:tcPr>
+          <w:p>
+            <w:pPr>
+              <w:spacing w:after="0" w:before="0"/>
+              <w:jc w:val="center"/>
+            </w:pPr>
+            <w:r/>
+            <w:r>
+              <w:rPr>
+                <w:rFonts w:ascii="Lato" w:hAnsi="Lato" w:cs="Lato"/>
+                <w:b/>
+                <w:i w:val="0"/>
+                <w:color w:val="1B7A3D"/>
+                <w:sz w:val="21"/>
+              </w:rPr>
+              <w:t>✓</w:t>
+            </w:r>
+          </w:p>
+        </w:tc>
+        <w:tc>
+          <w:tcPr>
+            <w:tcW w:type="dxa" w:w="5103"/>
             <w:shd w:val="clear" w:color="auto" w:fill="F4F7F9"/>
           </w:tcPr>
           <w:p>
@@ -2277,7 +2512,7 @@
       <w:tr>
         <w:tc>
           <w:tcPr>
-            <w:tcW w:type="dxa" w:w="2835"/>
+            <w:tcW w:type="dxa" w:w="2211"/>
           </w:tcPr>
           <w:p>
             <w:pPr>
@@ -2298,7 +2533,7 @@
         </w:tc>
         <w:tc>
           <w:tcPr>
-            <w:tcW w:type="dxa" w:w="964"/>
+            <w:tcW w:type="dxa" w:w="850"/>
             <w:shd w:val="clear" w:color="auto" w:fill="E3F1E8"/>
           </w:tcPr>
           <w:p>
@@ -2321,7 +2556,7 @@
         </w:tc>
         <w:tc>
           <w:tcPr>
-            <w:tcW w:type="dxa" w:w="964"/>
+            <w:tcW w:type="dxa" w:w="850"/>
             <w:shd w:val="clear" w:color="auto" w:fill="E3F1E8"/>
           </w:tcPr>
           <w:p>
@@ -2344,7 +2579,7 @@
         </w:tc>
         <w:tc>
           <w:tcPr>
-            <w:tcW w:type="dxa" w:w="964"/>
+            <w:tcW w:type="dxa" w:w="850"/>
             <w:shd w:val="clear" w:color="auto" w:fill="E3F1E8"/>
           </w:tcPr>
           <w:p>
@@ -2367,7 +2602,7 @@
         </w:tc>
         <w:tc>
           <w:tcPr>
-            <w:tcW w:type="dxa" w:w="964"/>
+            <w:tcW w:type="dxa" w:w="850"/>
             <w:shd w:val="clear" w:color="auto" w:fill="E3F1E8"/>
           </w:tcPr>
           <w:p>
@@ -2390,7 +2625,7 @@
         </w:tc>
         <w:tc>
           <w:tcPr>
-            <w:tcW w:type="dxa" w:w="964"/>
+            <w:tcW w:type="dxa" w:w="850"/>
             <w:shd w:val="clear" w:color="auto" w:fill="E3F1E8"/>
           </w:tcPr>
           <w:p>
@@ -2413,7 +2648,7 @@
         </w:tc>
         <w:tc>
           <w:tcPr>
-            <w:tcW w:type="dxa" w:w="964"/>
+            <w:tcW w:type="dxa" w:w="850"/>
             <w:shd w:val="clear" w:color="auto" w:fill="E3F1E8"/>
           </w:tcPr>
           <w:p>
@@ -2436,7 +2671,30 @@
         </w:tc>
         <w:tc>
           <w:tcPr>
-            <w:tcW w:type="dxa" w:w="6124"/>
+            <w:tcW w:type="dxa" w:w="850"/>
+            <w:shd w:val="clear" w:color="auto" w:fill="E3F1E8"/>
+          </w:tcPr>
+          <w:p>
+            <w:pPr>
+              <w:spacing w:after="0" w:before="0"/>
+              <w:jc w:val="center"/>
+            </w:pPr>
+            <w:r/>
+            <w:r>
+              <w:rPr>
+                <w:rFonts w:ascii="Lato" w:hAnsi="Lato" w:cs="Lato"/>
+                <w:b/>
+                <w:i w:val="0"/>
+                <w:color w:val="1B7A3D"/>
+                <w:sz w:val="21"/>
+              </w:rPr>
+              <w:t>✓</w:t>
+            </w:r>
+          </w:p>
+        </w:tc>
+        <w:tc>
+          <w:tcPr>
+            <w:tcW w:type="dxa" w:w="5103"/>
           </w:tcPr>
           <w:p>
             <w:pPr>
@@ -2459,7 +2717,7 @@
       <w:tr>
         <w:tc>
           <w:tcPr>
-            <w:tcW w:type="dxa" w:w="2835"/>
+            <w:tcW w:type="dxa" w:w="2211"/>
             <w:shd w:val="clear" w:color="auto" w:fill="F4F7F9"/>
           </w:tcPr>
           <w:p>
@@ -2481,7 +2739,7 @@
         </w:tc>
         <w:tc>
           <w:tcPr>
-            <w:tcW w:type="dxa" w:w="964"/>
+            <w:tcW w:type="dxa" w:w="850"/>
             <w:shd w:val="clear" w:color="auto" w:fill="E3F1E8"/>
           </w:tcPr>
           <w:p>
@@ -2504,7 +2762,7 @@
         </w:tc>
         <w:tc>
           <w:tcPr>
-            <w:tcW w:type="dxa" w:w="964"/>
+            <w:tcW w:type="dxa" w:w="850"/>
             <w:shd w:val="clear" w:color="auto" w:fill="E3F1E8"/>
           </w:tcPr>
           <w:p>
@@ -2527,7 +2785,7 @@
         </w:tc>
         <w:tc>
           <w:tcPr>
-            <w:tcW w:type="dxa" w:w="964"/>
+            <w:tcW w:type="dxa" w:w="850"/>
             <w:shd w:val="clear" w:color="auto" w:fill="E3F1E8"/>
           </w:tcPr>
           <w:p>
@@ -2550,7 +2808,7 @@
         </w:tc>
         <w:tc>
           <w:tcPr>
-            <w:tcW w:type="dxa" w:w="964"/>
+            <w:tcW w:type="dxa" w:w="850"/>
             <w:shd w:val="clear" w:color="auto" w:fill="E3F1E8"/>
           </w:tcPr>
           <w:p>
@@ -2573,7 +2831,7 @@
         </w:tc>
         <w:tc>
           <w:tcPr>
-            <w:tcW w:type="dxa" w:w="964"/>
+            <w:tcW w:type="dxa" w:w="850"/>
             <w:shd w:val="clear" w:color="auto" w:fill="E3F1E8"/>
           </w:tcPr>
           <w:p>
@@ -2596,7 +2854,7 @@
         </w:tc>
         <w:tc>
           <w:tcPr>
-            <w:tcW w:type="dxa" w:w="964"/>
+            <w:tcW w:type="dxa" w:w="850"/>
             <w:shd w:val="clear" w:color="auto" w:fill="E3F1E8"/>
           </w:tcPr>
           <w:p>
@@ -2619,7 +2877,30 @@
         </w:tc>
         <w:tc>
           <w:tcPr>
-            <w:tcW w:type="dxa" w:w="6124"/>
+            <w:tcW w:type="dxa" w:w="850"/>
+            <w:shd w:val="clear" w:color="auto" w:fill="E3F1E8"/>
+          </w:tcPr>
+          <w:p>
+            <w:pPr>
+              <w:spacing w:after="0" w:before="0"/>
+              <w:jc w:val="center"/>
+            </w:pPr>
+            <w:r/>
+            <w:r>
+              <w:rPr>
+                <w:rFonts w:ascii="Lato" w:hAnsi="Lato" w:cs="Lato"/>
+                <w:b/>
+                <w:i w:val="0"/>
+                <w:color w:val="1B7A3D"/>
+                <w:sz w:val="21"/>
+              </w:rPr>
+              <w:t>✓</w:t>
+            </w:r>
+          </w:p>
+        </w:tc>
+        <w:tc>
+          <w:tcPr>
+            <w:tcW w:type="dxa" w:w="5103"/>
             <w:shd w:val="clear" w:color="auto" w:fill="F4F7F9"/>
           </w:tcPr>
           <w:p>
@@ -2643,7 +2924,7 @@
       <w:tr>
         <w:tc>
           <w:tcPr>
-            <w:tcW w:type="dxa" w:w="2835"/>
+            <w:tcW w:type="dxa" w:w="2211"/>
           </w:tcPr>
           <w:p>
             <w:pPr>
@@ -2664,7 +2945,7 @@
         </w:tc>
         <w:tc>
           <w:tcPr>
-            <w:tcW w:type="dxa" w:w="964"/>
+            <w:tcW w:type="dxa" w:w="850"/>
             <w:shd w:val="clear" w:color="auto" w:fill="E3F1E8"/>
           </w:tcPr>
           <w:p>
@@ -2687,7 +2968,7 @@
         </w:tc>
         <w:tc>
           <w:tcPr>
-            <w:tcW w:type="dxa" w:w="964"/>
+            <w:tcW w:type="dxa" w:w="850"/>
             <w:shd w:val="clear" w:color="auto" w:fill="E3F1E8"/>
           </w:tcPr>
           <w:p>
@@ -2710,7 +2991,7 @@
         </w:tc>
         <w:tc>
           <w:tcPr>
-            <w:tcW w:type="dxa" w:w="964"/>
+            <w:tcW w:type="dxa" w:w="850"/>
             <w:shd w:val="clear" w:color="auto" w:fill="E3F1E8"/>
           </w:tcPr>
           <w:p>
@@ -2733,7 +3014,7 @@
         </w:tc>
         <w:tc>
           <w:tcPr>
-            <w:tcW w:type="dxa" w:w="964"/>
+            <w:tcW w:type="dxa" w:w="850"/>
             <w:shd w:val="clear" w:color="auto" w:fill="E3F1E8"/>
           </w:tcPr>
           <w:p>
@@ -2756,7 +3037,7 @@
         </w:tc>
         <w:tc>
           <w:tcPr>
-            <w:tcW w:type="dxa" w:w="964"/>
+            <w:tcW w:type="dxa" w:w="850"/>
             <w:shd w:val="clear" w:color="auto" w:fill="E3F1E8"/>
           </w:tcPr>
           <w:p>
@@ -2779,7 +3060,7 @@
         </w:tc>
         <w:tc>
           <w:tcPr>
-            <w:tcW w:type="dxa" w:w="964"/>
+            <w:tcW w:type="dxa" w:w="850"/>
             <w:shd w:val="clear" w:color="auto" w:fill="E3F1E8"/>
           </w:tcPr>
           <w:p>
@@ -2802,7 +3083,30 @@
         </w:tc>
         <w:tc>
           <w:tcPr>
-            <w:tcW w:type="dxa" w:w="6124"/>
+            <w:tcW w:type="dxa" w:w="850"/>
+            <w:shd w:val="clear" w:color="auto" w:fill="E3F1E8"/>
+          </w:tcPr>
+          <w:p>
+            <w:pPr>
+              <w:spacing w:after="0" w:before="0"/>
+              <w:jc w:val="center"/>
+            </w:pPr>
+            <w:r/>
+            <w:r>
+              <w:rPr>
+                <w:rFonts w:ascii="Lato" w:hAnsi="Lato" w:cs="Lato"/>
+                <w:b/>
+                <w:i w:val="0"/>
+                <w:color w:val="1B7A3D"/>
+                <w:sz w:val="21"/>
+              </w:rPr>
+              <w:t>✓</w:t>
+            </w:r>
+          </w:p>
+        </w:tc>
+        <w:tc>
+          <w:tcPr>
+            <w:tcW w:type="dxa" w:w="5103"/>
           </w:tcPr>
           <w:p>
             <w:pPr>
@@ -2825,7 +3129,7 @@
       <w:tr>
         <w:tc>
           <w:tcPr>
-            <w:tcW w:type="dxa" w:w="2835"/>
+            <w:tcW w:type="dxa" w:w="2211"/>
             <w:shd w:val="clear" w:color="auto" w:fill="F4F7F9"/>
           </w:tcPr>
           <w:p>
@@ -2847,7 +3151,7 @@
         </w:tc>
         <w:tc>
           <w:tcPr>
-            <w:tcW w:type="dxa" w:w="964"/>
+            <w:tcW w:type="dxa" w:w="850"/>
             <w:shd w:val="clear" w:color="auto" w:fill="E3F1E8"/>
           </w:tcPr>
           <w:p>
@@ -2870,7 +3174,7 @@
         </w:tc>
         <w:tc>
           <w:tcPr>
-            <w:tcW w:type="dxa" w:w="964"/>
+            <w:tcW w:type="dxa" w:w="850"/>
             <w:shd w:val="clear" w:color="auto" w:fill="E3F1E8"/>
           </w:tcPr>
           <w:p>
@@ -2893,7 +3197,7 @@
         </w:tc>
         <w:tc>
           <w:tcPr>
-            <w:tcW w:type="dxa" w:w="964"/>
+            <w:tcW w:type="dxa" w:w="850"/>
             <w:shd w:val="clear" w:color="auto" w:fill="E3F1E8"/>
           </w:tcPr>
           <w:p>
@@ -2916,7 +3220,7 @@
         </w:tc>
         <w:tc>
           <w:tcPr>
-            <w:tcW w:type="dxa" w:w="964"/>
+            <w:tcW w:type="dxa" w:w="850"/>
             <w:shd w:val="clear" w:color="auto" w:fill="E3F1E8"/>
           </w:tcPr>
           <w:p>
@@ -2939,7 +3243,7 @@
         </w:tc>
         <w:tc>
           <w:tcPr>
-            <w:tcW w:type="dxa" w:w="964"/>
+            <w:tcW w:type="dxa" w:w="850"/>
             <w:shd w:val="clear" w:color="auto" w:fill="E3F1E8"/>
           </w:tcPr>
           <w:p>
@@ -2962,7 +3266,7 @@
         </w:tc>
         <w:tc>
           <w:tcPr>
-            <w:tcW w:type="dxa" w:w="964"/>
+            <w:tcW w:type="dxa" w:w="850"/>
             <w:shd w:val="clear" w:color="auto" w:fill="FBF1DA"/>
           </w:tcPr>
           <w:p>
@@ -2985,7 +3289,30 @@
         </w:tc>
         <w:tc>
           <w:tcPr>
-            <w:tcW w:type="dxa" w:w="6124"/>
+            <w:tcW w:type="dxa" w:w="850"/>
+            <w:shd w:val="clear" w:color="auto" w:fill="E3F1E8"/>
+          </w:tcPr>
+          <w:p>
+            <w:pPr>
+              <w:spacing w:after="0" w:before="0"/>
+              <w:jc w:val="center"/>
+            </w:pPr>
+            <w:r/>
+            <w:r>
+              <w:rPr>
+                <w:rFonts w:ascii="Lato" w:hAnsi="Lato" w:cs="Lato"/>
+                <w:b/>
+                <w:i w:val="0"/>
+                <w:color w:val="1B7A3D"/>
+                <w:sz w:val="21"/>
+              </w:rPr>
+              <w:t>✓</w:t>
+            </w:r>
+          </w:p>
+        </w:tc>
+        <w:tc>
+          <w:tcPr>
+            <w:tcW w:type="dxa" w:w="5103"/>
             <w:shd w:val="clear" w:color="auto" w:fill="F4F7F9"/>
           </w:tcPr>
           <w:p>
@@ -3009,7 +3336,7 @@
       <w:tr>
         <w:tc>
           <w:tcPr>
-            <w:tcW w:type="dxa" w:w="2835"/>
+            <w:tcW w:type="dxa" w:w="2211"/>
           </w:tcPr>
           <w:p>
             <w:pPr>
@@ -3030,7 +3357,7 @@
         </w:tc>
         <w:tc>
           <w:tcPr>
-            <w:tcW w:type="dxa" w:w="964"/>
+            <w:tcW w:type="dxa" w:w="850"/>
             <w:shd w:val="clear" w:color="auto" w:fill="E3F1E8"/>
           </w:tcPr>
           <w:p>
@@ -3053,7 +3380,7 @@
         </w:tc>
         <w:tc>
           <w:tcPr>
-            <w:tcW w:type="dxa" w:w="964"/>
+            <w:tcW w:type="dxa" w:w="850"/>
             <w:shd w:val="clear" w:color="auto" w:fill="FBE6EA"/>
           </w:tcPr>
           <w:p>
@@ -3076,7 +3403,7 @@
         </w:tc>
         <w:tc>
           <w:tcPr>
-            <w:tcW w:type="dxa" w:w="964"/>
+            <w:tcW w:type="dxa" w:w="850"/>
             <w:shd w:val="clear" w:color="auto" w:fill="E3F1E8"/>
           </w:tcPr>
           <w:p>
@@ -3099,7 +3426,7 @@
         </w:tc>
         <w:tc>
           <w:tcPr>
-            <w:tcW w:type="dxa" w:w="964"/>
+            <w:tcW w:type="dxa" w:w="850"/>
             <w:shd w:val="clear" w:color="auto" w:fill="FBE6EA"/>
           </w:tcPr>
           <w:p>
@@ -3122,7 +3449,7 @@
         </w:tc>
         <w:tc>
           <w:tcPr>
-            <w:tcW w:type="dxa" w:w="964"/>
+            <w:tcW w:type="dxa" w:w="850"/>
             <w:shd w:val="clear" w:color="auto" w:fill="E3F1E8"/>
           </w:tcPr>
           <w:p>
@@ -3145,7 +3472,7 @@
         </w:tc>
         <w:tc>
           <w:tcPr>
-            <w:tcW w:type="dxa" w:w="964"/>
+            <w:tcW w:type="dxa" w:w="850"/>
             <w:shd w:val="clear" w:color="auto" w:fill="FBE6EA"/>
           </w:tcPr>
           <w:p>
@@ -3168,7 +3495,30 @@
         </w:tc>
         <w:tc>
           <w:tcPr>
-            <w:tcW w:type="dxa" w:w="6124"/>
+            <w:tcW w:type="dxa" w:w="850"/>
+            <w:shd w:val="clear" w:color="auto" w:fill="FBE6EA"/>
+          </w:tcPr>
+          <w:p>
+            <w:pPr>
+              <w:spacing w:after="0" w:before="0"/>
+              <w:jc w:val="center"/>
+            </w:pPr>
+            <w:r/>
+            <w:r>
+              <w:rPr>
+                <w:rFonts w:ascii="Lato" w:hAnsi="Lato" w:cs="Lato"/>
+                <w:b/>
+                <w:i w:val="0"/>
+                <w:color w:val="A4233B"/>
+                <w:sz w:val="21"/>
+              </w:rPr>
+              <w:t>✗</w:t>
+            </w:r>
+          </w:p>
+        </w:tc>
+        <w:tc>
+          <w:tcPr>
+            <w:tcW w:type="dxa" w:w="5103"/>
           </w:tcPr>
           <w:p>
             <w:pPr>
@@ -3191,7 +3541,7 @@
       <w:tr>
         <w:tc>
           <w:tcPr>
-            <w:tcW w:type="dxa" w:w="2835"/>
+            <w:tcW w:type="dxa" w:w="2211"/>
             <w:shd w:val="clear" w:color="auto" w:fill="F4F7F9"/>
           </w:tcPr>
           <w:p>
@@ -3213,7 +3563,7 @@
         </w:tc>
         <w:tc>
           <w:tcPr>
-            <w:tcW w:type="dxa" w:w="964"/>
+            <w:tcW w:type="dxa" w:w="850"/>
             <w:shd w:val="clear" w:color="auto" w:fill="E3F1E8"/>
           </w:tcPr>
           <w:p>
@@ -3236,7 +3586,7 @@
         </w:tc>
         <w:tc>
           <w:tcPr>
-            <w:tcW w:type="dxa" w:w="964"/>
+            <w:tcW w:type="dxa" w:w="850"/>
             <w:shd w:val="clear" w:color="auto" w:fill="FBE6EA"/>
           </w:tcPr>
           <w:p>
@@ -3259,7 +3609,7 @@
         </w:tc>
         <w:tc>
           <w:tcPr>
-            <w:tcW w:type="dxa" w:w="964"/>
+            <w:tcW w:type="dxa" w:w="850"/>
             <w:shd w:val="clear" w:color="auto" w:fill="FBE6EA"/>
           </w:tcPr>
           <w:p>
@@ -3282,7 +3632,7 @@
         </w:tc>
         <w:tc>
           <w:tcPr>
-            <w:tcW w:type="dxa" w:w="964"/>
+            <w:tcW w:type="dxa" w:w="850"/>
             <w:shd w:val="clear" w:color="auto" w:fill="FBE6EA"/>
           </w:tcPr>
           <w:p>
@@ -3305,7 +3655,7 @@
         </w:tc>
         <w:tc>
           <w:tcPr>
-            <w:tcW w:type="dxa" w:w="964"/>
+            <w:tcW w:type="dxa" w:w="850"/>
             <w:shd w:val="clear" w:color="auto" w:fill="FBE6EA"/>
           </w:tcPr>
           <w:p>
@@ -3328,7 +3678,7 @@
         </w:tc>
         <w:tc>
           <w:tcPr>
-            <w:tcW w:type="dxa" w:w="964"/>
+            <w:tcW w:type="dxa" w:w="850"/>
             <w:shd w:val="clear" w:color="auto" w:fill="FBE6EA"/>
           </w:tcPr>
           <w:p>
@@ -3351,7 +3701,30 @@
         </w:tc>
         <w:tc>
           <w:tcPr>
-            <w:tcW w:type="dxa" w:w="6124"/>
+            <w:tcW w:type="dxa" w:w="850"/>
+            <w:shd w:val="clear" w:color="auto" w:fill="FBE6EA"/>
+          </w:tcPr>
+          <w:p>
+            <w:pPr>
+              <w:spacing w:after="0" w:before="0"/>
+              <w:jc w:val="center"/>
+            </w:pPr>
+            <w:r/>
+            <w:r>
+              <w:rPr>
+                <w:rFonts w:ascii="Lato" w:hAnsi="Lato" w:cs="Lato"/>
+                <w:b/>
+                <w:i w:val="0"/>
+                <w:color w:val="A4233B"/>
+                <w:sz w:val="21"/>
+              </w:rPr>
+              <w:t>✗</w:t>
+            </w:r>
+          </w:p>
+        </w:tc>
+        <w:tc>
+          <w:tcPr>
+            <w:tcW w:type="dxa" w:w="5103"/>
             <w:shd w:val="clear" w:color="auto" w:fill="F4F7F9"/>
           </w:tcPr>
           <w:p>
@@ -3367,7 +3740,7 @@
                 <w:color w:val="2B2F33"/>
                 <w:sz w:val="16"/>
               </w:rPr>
-              <w:t>UNIQUE to TMHCC across all five competitors. Premises-licence loss cover under the Licensing Act 2003 — highly relevant for venues/festivals.</w:t>
+              <w:t>UNIQUE to TMHCC across all six competitors. Premises-licence loss cover under the Licensing Act 2003 — highly relevant for venues/festivals.</w:t>
             </w:r>
           </w:p>
         </w:tc>
@@ -3375,7 +3748,7 @@
       <w:tr>
         <w:tc>
           <w:tcPr>
-            <w:tcW w:type="dxa" w:w="2835"/>
+            <w:tcW w:type="dxa" w:w="2211"/>
           </w:tcPr>
           <w:p>
             <w:pPr>
@@ -3396,7 +3769,7 @@
         </w:tc>
         <w:tc>
           <w:tcPr>
-            <w:tcW w:type="dxa" w:w="964"/>
+            <w:tcW w:type="dxa" w:w="850"/>
             <w:shd w:val="clear" w:color="auto" w:fill="E3F1E8"/>
           </w:tcPr>
           <w:p>
@@ -3419,7 +3792,7 @@
         </w:tc>
         <w:tc>
           <w:tcPr>
-            <w:tcW w:type="dxa" w:w="964"/>
+            <w:tcW w:type="dxa" w:w="850"/>
             <w:shd w:val="clear" w:color="auto" w:fill="E3F1E8"/>
           </w:tcPr>
           <w:p>
@@ -3442,7 +3815,7 @@
         </w:tc>
         <w:tc>
           <w:tcPr>
-            <w:tcW w:type="dxa" w:w="964"/>
+            <w:tcW w:type="dxa" w:w="850"/>
             <w:shd w:val="clear" w:color="auto" w:fill="E3F1E8"/>
           </w:tcPr>
           <w:p>
@@ -3465,7 +3838,7 @@
         </w:tc>
         <w:tc>
           <w:tcPr>
-            <w:tcW w:type="dxa" w:w="964"/>
+            <w:tcW w:type="dxa" w:w="850"/>
             <w:shd w:val="clear" w:color="auto" w:fill="FBE6EA"/>
           </w:tcPr>
           <w:p>
@@ -3488,7 +3861,7 @@
         </w:tc>
         <w:tc>
           <w:tcPr>
-            <w:tcW w:type="dxa" w:w="964"/>
+            <w:tcW w:type="dxa" w:w="850"/>
             <w:shd w:val="clear" w:color="auto" w:fill="FBE6EA"/>
           </w:tcPr>
           <w:p>
@@ -3511,7 +3884,7 @@
         </w:tc>
         <w:tc>
           <w:tcPr>
-            <w:tcW w:type="dxa" w:w="964"/>
+            <w:tcW w:type="dxa" w:w="850"/>
             <w:shd w:val="clear" w:color="auto" w:fill="FBE6EA"/>
           </w:tcPr>
           <w:p>
@@ -3534,7 +3907,30 @@
         </w:tc>
         <w:tc>
           <w:tcPr>
-            <w:tcW w:type="dxa" w:w="6124"/>
+            <w:tcW w:type="dxa" w:w="850"/>
+            <w:shd w:val="clear" w:color="auto" w:fill="FBE6EA"/>
+          </w:tcPr>
+          <w:p>
+            <w:pPr>
+              <w:spacing w:after="0" w:before="0"/>
+              <w:jc w:val="center"/>
+            </w:pPr>
+            <w:r/>
+            <w:r>
+              <w:rPr>
+                <w:rFonts w:ascii="Lato" w:hAnsi="Lato" w:cs="Lato"/>
+                <w:b/>
+                <w:i w:val="0"/>
+                <w:color w:val="A4233B"/>
+                <w:sz w:val="21"/>
+              </w:rPr>
+              <w:t>✗</w:t>
+            </w:r>
+          </w:p>
+        </w:tc>
+        <w:tc>
+          <w:tcPr>
+            <w:tcW w:type="dxa" w:w="5103"/>
           </w:tcPr>
           <w:p>
             <w:pPr>
@@ -3557,7 +3953,7 @@
       <w:tr>
         <w:tc>
           <w:tcPr>
-            <w:tcW w:type="dxa" w:w="2835"/>
+            <w:tcW w:type="dxa" w:w="2211"/>
             <w:shd w:val="clear" w:color="auto" w:fill="F4F7F9"/>
           </w:tcPr>
           <w:p>
@@ -3579,7 +3975,7 @@
         </w:tc>
         <w:tc>
           <w:tcPr>
-            <w:tcW w:type="dxa" w:w="964"/>
+            <w:tcW w:type="dxa" w:w="850"/>
             <w:shd w:val="clear" w:color="auto" w:fill="E3F1E8"/>
           </w:tcPr>
           <w:p>
@@ -3602,7 +3998,7 @@
         </w:tc>
         <w:tc>
           <w:tcPr>
-            <w:tcW w:type="dxa" w:w="964"/>
+            <w:tcW w:type="dxa" w:w="850"/>
             <w:shd w:val="clear" w:color="auto" w:fill="E3F1E8"/>
           </w:tcPr>
           <w:p>
@@ -3625,7 +4021,7 @@
         </w:tc>
         <w:tc>
           <w:tcPr>
-            <w:tcW w:type="dxa" w:w="964"/>
+            <w:tcW w:type="dxa" w:w="850"/>
             <w:shd w:val="clear" w:color="auto" w:fill="E3F1E8"/>
           </w:tcPr>
           <w:p>
@@ -3648,7 +4044,7 @@
         </w:tc>
         <w:tc>
           <w:tcPr>
-            <w:tcW w:type="dxa" w:w="964"/>
+            <w:tcW w:type="dxa" w:w="850"/>
             <w:shd w:val="clear" w:color="auto" w:fill="FBE6EA"/>
           </w:tcPr>
           <w:p>
@@ -3671,7 +4067,7 @@
         </w:tc>
         <w:tc>
           <w:tcPr>
-            <w:tcW w:type="dxa" w:w="964"/>
+            <w:tcW w:type="dxa" w:w="850"/>
             <w:shd w:val="clear" w:color="auto" w:fill="FBE6EA"/>
           </w:tcPr>
           <w:p>
@@ -3694,7 +4090,7 @@
         </w:tc>
         <w:tc>
           <w:tcPr>
-            <w:tcW w:type="dxa" w:w="964"/>
+            <w:tcW w:type="dxa" w:w="850"/>
             <w:shd w:val="clear" w:color="auto" w:fill="FBE6EA"/>
           </w:tcPr>
           <w:p>
@@ -3717,7 +4113,30 @@
         </w:tc>
         <w:tc>
           <w:tcPr>
-            <w:tcW w:type="dxa" w:w="6124"/>
+            <w:tcW w:type="dxa" w:w="850"/>
+            <w:shd w:val="clear" w:color="auto" w:fill="FBE6EA"/>
+          </w:tcPr>
+          <w:p>
+            <w:pPr>
+              <w:spacing w:after="0" w:before="0"/>
+              <w:jc w:val="center"/>
+            </w:pPr>
+            <w:r/>
+            <w:r>
+              <w:rPr>
+                <w:rFonts w:ascii="Lato" w:hAnsi="Lato" w:cs="Lato"/>
+                <w:b/>
+                <w:i w:val="0"/>
+                <w:color w:val="A4233B"/>
+                <w:sz w:val="21"/>
+              </w:rPr>
+              <w:t>✗</w:t>
+            </w:r>
+          </w:p>
+        </w:tc>
+        <w:tc>
+          <w:tcPr>
+            <w:tcW w:type="dxa" w:w="5103"/>
             <w:shd w:val="clear" w:color="auto" w:fill="F4F7F9"/>
           </w:tcPr>
           <w:p>
@@ -3741,7 +4160,7 @@
       <w:tr>
         <w:tc>
           <w:tcPr>
-            <w:tcW w:type="dxa" w:w="2835"/>
+            <w:tcW w:type="dxa" w:w="2211"/>
           </w:tcPr>
           <w:p>
             <w:pPr>
@@ -3762,7 +4181,7 @@
         </w:tc>
         <w:tc>
           <w:tcPr>
-            <w:tcW w:type="dxa" w:w="964"/>
+            <w:tcW w:type="dxa" w:w="850"/>
             <w:shd w:val="clear" w:color="auto" w:fill="E3F1E8"/>
           </w:tcPr>
           <w:p>
@@ -3785,7 +4204,7 @@
         </w:tc>
         <w:tc>
           <w:tcPr>
-            <w:tcW w:type="dxa" w:w="964"/>
+            <w:tcW w:type="dxa" w:w="850"/>
             <w:shd w:val="clear" w:color="auto" w:fill="FBE6EA"/>
           </w:tcPr>
           <w:p>
@@ -3808,7 +4227,7 @@
         </w:tc>
         <w:tc>
           <w:tcPr>
-            <w:tcW w:type="dxa" w:w="964"/>
+            <w:tcW w:type="dxa" w:w="850"/>
             <w:shd w:val="clear" w:color="auto" w:fill="FBE6EA"/>
           </w:tcPr>
           <w:p>
@@ -3831,7 +4250,7 @@
         </w:tc>
         <w:tc>
           <w:tcPr>
-            <w:tcW w:type="dxa" w:w="964"/>
+            <w:tcW w:type="dxa" w:w="850"/>
             <w:shd w:val="clear" w:color="auto" w:fill="FBE6EA"/>
           </w:tcPr>
           <w:p>
@@ -3854,7 +4273,7 @@
         </w:tc>
         <w:tc>
           <w:tcPr>
-            <w:tcW w:type="dxa" w:w="964"/>
+            <w:tcW w:type="dxa" w:w="850"/>
             <w:shd w:val="clear" w:color="auto" w:fill="FBE6EA"/>
           </w:tcPr>
           <w:p>
@@ -3877,7 +4296,7 @@
         </w:tc>
         <w:tc>
           <w:tcPr>
-            <w:tcW w:type="dxa" w:w="964"/>
+            <w:tcW w:type="dxa" w:w="850"/>
             <w:shd w:val="clear" w:color="auto" w:fill="FBE6EA"/>
           </w:tcPr>
           <w:p>
@@ -3900,7 +4319,30 @@
         </w:tc>
         <w:tc>
           <w:tcPr>
-            <w:tcW w:type="dxa" w:w="6124"/>
+            <w:tcW w:type="dxa" w:w="850"/>
+            <w:shd w:val="clear" w:color="auto" w:fill="FBE6EA"/>
+          </w:tcPr>
+          <w:p>
+            <w:pPr>
+              <w:spacing w:after="0" w:before="0"/>
+              <w:jc w:val="center"/>
+            </w:pPr>
+            <w:r/>
+            <w:r>
+              <w:rPr>
+                <w:rFonts w:ascii="Lato" w:hAnsi="Lato" w:cs="Lato"/>
+                <w:b/>
+                <w:i w:val="0"/>
+                <w:color w:val="A4233B"/>
+                <w:sz w:val="21"/>
+              </w:rPr>
+              <w:t>✗</w:t>
+            </w:r>
+          </w:p>
+        </w:tc>
+        <w:tc>
+          <w:tcPr>
+            <w:tcW w:type="dxa" w:w="5103"/>
           </w:tcPr>
           <w:p>
             <w:pPr>
@@ -3923,7 +4365,7 @@
       <w:tr>
         <w:tc>
           <w:tcPr>
-            <w:tcW w:type="dxa" w:w="2835"/>
+            <w:tcW w:type="dxa" w:w="2211"/>
             <w:shd w:val="clear" w:color="auto" w:fill="F4F7F9"/>
           </w:tcPr>
           <w:p>
@@ -3945,7 +4387,7 @@
         </w:tc>
         <w:tc>
           <w:tcPr>
-            <w:tcW w:type="dxa" w:w="964"/>
+            <w:tcW w:type="dxa" w:w="850"/>
             <w:shd w:val="clear" w:color="auto" w:fill="E3F1E8"/>
           </w:tcPr>
           <w:p>
@@ -3968,7 +4410,7 @@
         </w:tc>
         <w:tc>
           <w:tcPr>
-            <w:tcW w:type="dxa" w:w="964"/>
+            <w:tcW w:type="dxa" w:w="850"/>
             <w:shd w:val="clear" w:color="auto" w:fill="FBE6EA"/>
           </w:tcPr>
           <w:p>
@@ -3991,7 +4433,7 @@
         </w:tc>
         <w:tc>
           <w:tcPr>
-            <w:tcW w:type="dxa" w:w="964"/>
+            <w:tcW w:type="dxa" w:w="850"/>
             <w:shd w:val="clear" w:color="auto" w:fill="FBE6EA"/>
           </w:tcPr>
           <w:p>
@@ -4014,7 +4456,7 @@
         </w:tc>
         <w:tc>
           <w:tcPr>
-            <w:tcW w:type="dxa" w:w="964"/>
+            <w:tcW w:type="dxa" w:w="850"/>
             <w:shd w:val="clear" w:color="auto" w:fill="FBE6EA"/>
           </w:tcPr>
           <w:p>
@@ -4037,7 +4479,7 @@
         </w:tc>
         <w:tc>
           <w:tcPr>
-            <w:tcW w:type="dxa" w:w="964"/>
+            <w:tcW w:type="dxa" w:w="850"/>
             <w:shd w:val="clear" w:color="auto" w:fill="FBE6EA"/>
           </w:tcPr>
           <w:p>
@@ -4060,7 +4502,7 @@
         </w:tc>
         <w:tc>
           <w:tcPr>
-            <w:tcW w:type="dxa" w:w="964"/>
+            <w:tcW w:type="dxa" w:w="850"/>
             <w:shd w:val="clear" w:color="auto" w:fill="FBE6EA"/>
           </w:tcPr>
           <w:p>
@@ -4083,7 +4525,30 @@
         </w:tc>
         <w:tc>
           <w:tcPr>
-            <w:tcW w:type="dxa" w:w="6124"/>
+            <w:tcW w:type="dxa" w:w="850"/>
+            <w:shd w:val="clear" w:color="auto" w:fill="FBE6EA"/>
+          </w:tcPr>
+          <w:p>
+            <w:pPr>
+              <w:spacing w:after="0" w:before="0"/>
+              <w:jc w:val="center"/>
+            </w:pPr>
+            <w:r/>
+            <w:r>
+              <w:rPr>
+                <w:rFonts w:ascii="Lato" w:hAnsi="Lato" w:cs="Lato"/>
+                <w:b/>
+                <w:i w:val="0"/>
+                <w:color w:val="A4233B"/>
+                <w:sz w:val="21"/>
+              </w:rPr>
+              <w:t>✗</w:t>
+            </w:r>
+          </w:p>
+        </w:tc>
+        <w:tc>
+          <w:tcPr>
+            <w:tcW w:type="dxa" w:w="5103"/>
             <w:shd w:val="clear" w:color="auto" w:fill="F4F7F9"/>
           </w:tcPr>
           <w:p>
@@ -4107,7 +4572,7 @@
       <w:tr>
         <w:tc>
           <w:tcPr>
-            <w:tcW w:type="dxa" w:w="2835"/>
+            <w:tcW w:type="dxa" w:w="2211"/>
           </w:tcPr>
           <w:p>
             <w:pPr>
@@ -4128,7 +4593,7 @@
         </w:tc>
         <w:tc>
           <w:tcPr>
-            <w:tcW w:type="dxa" w:w="964"/>
+            <w:tcW w:type="dxa" w:w="850"/>
             <w:shd w:val="clear" w:color="auto" w:fill="E3F1E8"/>
           </w:tcPr>
           <w:p>
@@ -4151,7 +4616,7 @@
         </w:tc>
         <w:tc>
           <w:tcPr>
-            <w:tcW w:type="dxa" w:w="964"/>
+            <w:tcW w:type="dxa" w:w="850"/>
             <w:shd w:val="clear" w:color="auto" w:fill="FBE6EA"/>
           </w:tcPr>
           <w:p>
@@ -4174,7 +4639,7 @@
         </w:tc>
         <w:tc>
           <w:tcPr>
-            <w:tcW w:type="dxa" w:w="964"/>
+            <w:tcW w:type="dxa" w:w="850"/>
             <w:shd w:val="clear" w:color="auto" w:fill="FBF1DA"/>
           </w:tcPr>
           <w:p>
@@ -4197,7 +4662,7 @@
         </w:tc>
         <w:tc>
           <w:tcPr>
-            <w:tcW w:type="dxa" w:w="964"/>
+            <w:tcW w:type="dxa" w:w="850"/>
             <w:shd w:val="clear" w:color="auto" w:fill="FBE6EA"/>
           </w:tcPr>
           <w:p>
@@ -4220,7 +4685,7 @@
         </w:tc>
         <w:tc>
           <w:tcPr>
-            <w:tcW w:type="dxa" w:w="964"/>
+            <w:tcW w:type="dxa" w:w="850"/>
             <w:shd w:val="clear" w:color="auto" w:fill="FBE6EA"/>
           </w:tcPr>
           <w:p>
@@ -4243,7 +4708,7 @@
         </w:tc>
         <w:tc>
           <w:tcPr>
-            <w:tcW w:type="dxa" w:w="964"/>
+            <w:tcW w:type="dxa" w:w="850"/>
             <w:shd w:val="clear" w:color="auto" w:fill="FBE6EA"/>
           </w:tcPr>
           <w:p>
@@ -4266,7 +4731,30 @@
         </w:tc>
         <w:tc>
           <w:tcPr>
-            <w:tcW w:type="dxa" w:w="6124"/>
+            <w:tcW w:type="dxa" w:w="850"/>
+            <w:shd w:val="clear" w:color="auto" w:fill="FBE6EA"/>
+          </w:tcPr>
+          <w:p>
+            <w:pPr>
+              <w:spacing w:after="0" w:before="0"/>
+              <w:jc w:val="center"/>
+            </w:pPr>
+            <w:r/>
+            <w:r>
+              <w:rPr>
+                <w:rFonts w:ascii="Lato" w:hAnsi="Lato" w:cs="Lato"/>
+                <w:b/>
+                <w:i w:val="0"/>
+                <w:color w:val="A4233B"/>
+                <w:sz w:val="21"/>
+              </w:rPr>
+              <w:t>✗</w:t>
+            </w:r>
+          </w:p>
+        </w:tc>
+        <w:tc>
+          <w:tcPr>
+            <w:tcW w:type="dxa" w:w="5103"/>
           </w:tcPr>
           <w:p>
             <w:pPr>
@@ -4289,7 +4777,7 @@
       <w:tr>
         <w:tc>
           <w:tcPr>
-            <w:tcW w:type="dxa" w:w="2835"/>
+            <w:tcW w:type="dxa" w:w="2211"/>
             <w:shd w:val="clear" w:color="auto" w:fill="F4F7F9"/>
           </w:tcPr>
           <w:p>
@@ -4311,7 +4799,7 @@
         </w:tc>
         <w:tc>
           <w:tcPr>
-            <w:tcW w:type="dxa" w:w="964"/>
+            <w:tcW w:type="dxa" w:w="850"/>
             <w:shd w:val="clear" w:color="auto" w:fill="FBE6EA"/>
           </w:tcPr>
           <w:p>
@@ -4334,7 +4822,7 @@
         </w:tc>
         <w:tc>
           <w:tcPr>
-            <w:tcW w:type="dxa" w:w="964"/>
+            <w:tcW w:type="dxa" w:w="850"/>
             <w:shd w:val="clear" w:color="auto" w:fill="E3F1E8"/>
           </w:tcPr>
           <w:p>
@@ -4357,7 +4845,7 @@
         </w:tc>
         <w:tc>
           <w:tcPr>
-            <w:tcW w:type="dxa" w:w="964"/>
+            <w:tcW w:type="dxa" w:w="850"/>
             <w:shd w:val="clear" w:color="auto" w:fill="FBF1DA"/>
           </w:tcPr>
           <w:p>
@@ -4380,7 +4868,7 @@
         </w:tc>
         <w:tc>
           <w:tcPr>
-            <w:tcW w:type="dxa" w:w="964"/>
+            <w:tcW w:type="dxa" w:w="850"/>
             <w:shd w:val="clear" w:color="auto" w:fill="FBE6EA"/>
           </w:tcPr>
           <w:p>
@@ -4403,7 +4891,7 @@
         </w:tc>
         <w:tc>
           <w:tcPr>
-            <w:tcW w:type="dxa" w:w="964"/>
+            <w:tcW w:type="dxa" w:w="850"/>
             <w:shd w:val="clear" w:color="auto" w:fill="EEF1F3"/>
           </w:tcPr>
           <w:p>
@@ -4426,7 +4914,7 @@
         </w:tc>
         <w:tc>
           <w:tcPr>
-            <w:tcW w:type="dxa" w:w="964"/>
+            <w:tcW w:type="dxa" w:w="850"/>
             <w:shd w:val="clear" w:color="auto" w:fill="FBE6EA"/>
           </w:tcPr>
           <w:p>
@@ -4449,7 +4937,30 @@
         </w:tc>
         <w:tc>
           <w:tcPr>
-            <w:tcW w:type="dxa" w:w="6124"/>
+            <w:tcW w:type="dxa" w:w="850"/>
+            <w:shd w:val="clear" w:color="auto" w:fill="FBF1DA"/>
+          </w:tcPr>
+          <w:p>
+            <w:pPr>
+              <w:spacing w:after="0" w:before="0"/>
+              <w:jc w:val="center"/>
+            </w:pPr>
+            <w:r/>
+            <w:r>
+              <w:rPr>
+                <w:rFonts w:ascii="Lato" w:hAnsi="Lato" w:cs="Lato"/>
+                <w:b/>
+                <w:i w:val="0"/>
+                <w:color w:val="8A6A1E"/>
+                <w:sz w:val="21"/>
+              </w:rPr>
+              <w:t>◐</w:t>
+            </w:r>
+          </w:p>
+        </w:tc>
+        <w:tc>
+          <w:tcPr>
+            <w:tcW w:type="dxa" w:w="5103"/>
             <w:shd w:val="clear" w:color="auto" w:fill="F4F7F9"/>
           </w:tcPr>
           <w:p>
@@ -4631,7 +5142,7 @@
                 <w:color w:val="2B2F33"/>
                 <w:sz w:val="17"/>
               </w:rPr>
-              <w:t>The only wording among the six offering all 15 sections in a single contract — a genuine ‘one-stop’ media &amp; entertainment package. Three of the five competitors (Liberty, Allianz and AXA XL) carry NO media/PI cover at all.</w:t>
+              <w:t>The only wording among the six offering all 15 sections in a single contract — a genuine ‘one-stop’ media &amp; entertainment package. Three of the six competitors (Liberty, Allianz and AXA XL) carry NO media/PI cover at all.</w:t>
             </w:r>
           </w:p>
         </w:tc>
@@ -4677,7 +5188,7 @@
                 <w:color w:val="2B2F33"/>
                 <w:sz w:val="17"/>
               </w:rPr>
-              <w:t>Loss of Licence (S10), Commercial Legal Expenses (S13), Management Liability (S14) and a standalone Cyber-liability section (S15 CyberGuard) are unique to TMHCC across all five competitors.</w:t>
+              <w:t>Loss of Licence (S10), Commercial Legal Expenses (S13), Management Liability (S14) and a standalone Cyber-liability section (S15 CyberGuard) are unique to TMHCC across all six competitors.</w:t>
             </w:r>
           </w:p>
         </w:tc>
@@ -6101,6 +6612,177 @@
     <w:p>
       <w:pPr>
         <w:keepNext/>
+        <w:spacing w:before="180" w:after="40"/>
+      </w:pPr>
+      <w:r>
+        <w:rPr>
+          <w:rFonts w:ascii="Lato" w:hAnsi="Lato" w:cs="Lato"/>
+          <w:b/>
+          <w:i w:val="0"/>
+          <w:color w:val="00648B"/>
+          <w:sz w:val="23"/>
+        </w:rPr>
+        <w:t>Entertainment Elite Policy (v3.2)</w:t>
+      </w:r>
+    </w:p>
+    <w:p>
+      <w:pPr>
+        <w:spacing w:after="80" w:before="0"/>
+      </w:pPr>
+      <w:r>
+        <w:rPr>
+          <w:rFonts w:ascii="Lato" w:hAnsi="Lato" w:cs="Lato"/>
+          <w:b w:val="0"/>
+          <w:i/>
+          <w:color w:val="6C7378"/>
+          <w:sz w:val="18"/>
+        </w:rPr>
+        <w:t>8 sections: Property Damage ‘All Risks’ (incl. defined Entertainment Equipment), Business Interruption (Revenue; Additional Cost of Working), Money, Employers’ Liability, Public &amp; Products Liability and Terrorism.</w:t>
+      </w:r>
+    </w:p>
+    <w:p>
+      <w:pPr>
+        <w:pStyle w:val="ListBullet"/>
+        <w:spacing w:after="40"/>
+        <w:ind w:left="340"/>
+      </w:pPr>
+      <w:r>
+        <w:rPr>
+          <w:rFonts w:ascii="Lato" w:hAnsi="Lato" w:cs="Lato"/>
+          <w:b/>
+          <w:i w:val="0"/>
+          <w:color w:val="00648B"/>
+          <w:sz w:val="19"/>
+        </w:rPr>
+        <w:t xml:space="preserve">Strength:  </w:t>
+      </w:r>
+      <w:r>
+        <w:rPr>
+          <w:rFonts w:ascii="Lato" w:hAnsi="Lato" w:cs="Lato"/>
+          <w:b w:val="0"/>
+          <w:i w:val="0"/>
+          <w:color w:val="2B2F33"/>
+          <w:sz w:val="19"/>
+        </w:rPr>
+        <w:t>Detailed, Schedule/Item-driven Money Section — theft of/from safes, strongrooms, bags and containers; assault cover with Accident (death/disablement) and emotional-stress counselling benefits; and employee dishonesty up to GBP 25,000 (aggregate).</w:t>
+      </w:r>
+    </w:p>
+    <w:p>
+      <w:pPr>
+        <w:pStyle w:val="ListBullet"/>
+        <w:spacing w:after="40"/>
+        <w:ind w:left="340"/>
+      </w:pPr>
+      <w:r>
+        <w:rPr>
+          <w:rFonts w:ascii="Lato" w:hAnsi="Lato" w:cs="Lato"/>
+          <w:b/>
+          <w:i w:val="0"/>
+          <w:color w:val="00648B"/>
+          <w:sz w:val="19"/>
+        </w:rPr>
+        <w:t xml:space="preserve">Strength:  </w:t>
+      </w:r>
+      <w:r>
+        <w:rPr>
+          <w:rFonts w:ascii="Lato" w:hAnsi="Lato" w:cs="Lato"/>
+          <w:b w:val="0"/>
+          <w:i w:val="0"/>
+          <w:color w:val="2B2F33"/>
+          <w:sz w:val="19"/>
+        </w:rPr>
+        <w:t>Granular Business Interruption suite (Revenue plus Additional Cost of Working).</w:t>
+      </w:r>
+    </w:p>
+    <w:p>
+      <w:pPr>
+        <w:pStyle w:val="ListBullet"/>
+        <w:spacing w:after="40"/>
+        <w:ind w:left="340"/>
+      </w:pPr>
+      <w:r>
+        <w:rPr>
+          <w:rFonts w:ascii="Lato" w:hAnsi="Lato" w:cs="Lato"/>
+          <w:b/>
+          <w:i w:val="0"/>
+          <w:color w:val="00648B"/>
+          <w:sz w:val="19"/>
+        </w:rPr>
+        <w:t xml:space="preserve">Strength:  </w:t>
+      </w:r>
+      <w:r>
+        <w:rPr>
+          <w:rFonts w:ascii="Lato" w:hAnsi="Lato" w:cs="Lato"/>
+          <w:b w:val="0"/>
+          <w:i w:val="0"/>
+          <w:color w:val="2B2F33"/>
+          <w:sz w:val="19"/>
+        </w:rPr>
+        <w:t>Defines ‘Entertainment Equipment’ and addresses property used at conferences, events, festivals and product launches.</w:t>
+      </w:r>
+    </w:p>
+    <w:p>
+      <w:pPr>
+        <w:pStyle w:val="ListBullet"/>
+        <w:spacing w:after="40"/>
+        <w:ind w:left="340"/>
+      </w:pPr>
+      <w:r>
+        <w:rPr>
+          <w:rFonts w:ascii="Lato" w:hAnsi="Lato" w:cs="Lato"/>
+          <w:b/>
+          <w:i w:val="0"/>
+          <w:color w:val="00648B"/>
+          <w:sz w:val="19"/>
+        </w:rPr>
+        <w:t xml:space="preserve">Not in this wording:  </w:t>
+      </w:r>
+      <w:r>
+        <w:rPr>
+          <w:rFonts w:ascii="Lato" w:hAnsi="Lato" w:cs="Lato"/>
+          <w:b w:val="0"/>
+          <w:i w:val="0"/>
+          <w:color w:val="2B2F33"/>
+          <w:sz w:val="19"/>
+        </w:rPr>
+        <w:t>NO Media Liability / PI / E&amp;O, Production Indemnity, Cyber, Legal Expenses, Management Liability, Loss of Licence or Goods in Transit section.</w:t>
+      </w:r>
+    </w:p>
+    <w:p>
+      <w:pPr>
+        <w:pStyle w:val="ListBullet"/>
+        <w:spacing w:after="40"/>
+        <w:ind w:left="340"/>
+      </w:pPr>
+      <w:r>
+        <w:rPr>
+          <w:rFonts w:ascii="Lato" w:hAnsi="Lato" w:cs="Lato"/>
+          <w:b/>
+          <w:i w:val="0"/>
+          <w:color w:val="00648B"/>
+          <w:sz w:val="19"/>
+        </w:rPr>
+        <w:t xml:space="preserve">Not in this wording:  </w:t>
+      </w:r>
+      <w:r>
+        <w:rPr>
+          <w:rFonts w:ascii="Lato" w:hAnsi="Lato" w:cs="Lato"/>
+          <w:b w:val="0"/>
+          <w:i w:val="0"/>
+          <w:color w:val="2B2F33"/>
+          <w:sz w:val="19"/>
+        </w:rPr>
+        <w:t>Carries Computer-Misuse and date/computer-failure exclusions in the Money Section.</w:t>
+      </w:r>
+    </w:p>
+    <w:p>
+      <w:pPr>
+        <w:spacing w:after="80"/>
+      </w:pPr>
+    </w:p>
+    <w:p>
+      <w:pPr>
+        <w:keepNext/>
         <w:spacing w:before="280" w:after="40"/>
         <w:pBdr>
           <w:bottom w:val="single" w:sz="8" w:space="2" w:color="B88A3C"/>
@@ -6171,7 +6853,7 @@
                 <w:color w:val="2B2F33"/>
                 <w:sz w:val="19"/>
               </w:rPr>
-              <w:t>For a media or entertainment client that wants the widest single-contract protection — including media liability, production indemnity, loss of licence, legal expenses, management liability and standalone cyber — the TMHCC Media &amp; Music Combined wording offers more covers in one place than any of the five competitor wordings reviewed.</w:t>
+              <w:t>For a media or entertainment client that wants the widest single-contract protection — including media liability, production indemnity, loss of licence, legal expenses, management liability and standalone cyber — the TMHCC Media &amp; Music Combined wording offers more covers in one place than any of the six competitor wordings reviewed.</w:t>
             </w:r>
           </w:p>
         </w:tc>
